--- a/Knowledge/3-Work knowledge/1-Software Engineering/2-Testing/5-My Source/1-ISTQB Foundation Level/5-Test Management/2-Common Estimation Techniques/1-Common Estimation Techniques.docx
+++ b/Knowledge/3-Work knowledge/1-Software Engineering/2-Testing/5-My Source/1-ISTQB Foundation Level/5-Test Management/2-Common Estimation Techniques/1-Common Estimation Techniques.docx
@@ -33,57 +33,39 @@
       </w:pPr>
       <w:r>
         <w:rPr>
-          <w:b/>
+          <w:rFonts w:ascii="Arial" w:eastAsia="Arial" w:hAnsi="Arial"/>
+          <w:sz w:val="18"/>
+          <w:highlight w:val="lightGray"/>
           <w:shd w:val="clear" w:color="auto" w:fill="B7B7B7"/>
         </w:rPr>
-        <w:t># Source</w:t>
-      </w:r>
-      <w:r>
-        <w:rPr>
+        <w:t xml:space="preserve"># Source: Chatgot </w:t>
+      </w:r>
+      <w:r>
+        <w:rPr>
+          <w:rFonts w:ascii="Arial" w:eastAsia="Arial" w:hAnsi="Arial"/>
+          <w:sz w:val="18"/>
+          <w:szCs w:val="14"/>
+          <w:highlight w:val="lightGray"/>
           <w:shd w:val="clear" w:color="auto" w:fill="B7B7B7"/>
         </w:rPr>
-        <w:t xml:space="preserve">: </w:t>
-      </w:r>
-      <w:proofErr w:type="spellStart"/>
-      <w:r>
-        <w:rPr>
-          <w:b/>
+        <w:t>(GPT</w:t>
+      </w:r>
+      <w:r>
+        <w:rPr>
+          <w:rFonts w:ascii="Arial" w:eastAsia="Arial" w:hAnsi="Arial" w:cs="Cambria Math"/>
+          <w:sz w:val="18"/>
+          <w:szCs w:val="14"/>
+          <w:highlight w:val="lightGray"/>
           <w:shd w:val="clear" w:color="auto" w:fill="B7B7B7"/>
         </w:rPr>
-        <w:t>Chatgot</w:t>
-      </w:r>
-      <w:proofErr w:type="spellEnd"/>
-      <w:r>
-        <w:rPr>
-          <w:b/>
-          <w:shd w:val="clear" w:color="auto" w:fill="B7B7B7"/>
-        </w:rPr>
-        <w:t xml:space="preserve"> </w:t>
-      </w:r>
-      <w:r>
-        <w:rPr>
-          <w:b/>
-          <w:sz w:val="14"/>
+        <w:t>‑</w:t>
+      </w:r>
+      <w:r>
+        <w:rPr>
+          <w:rFonts w:ascii="Arial" w:eastAsia="Arial" w:hAnsi="Arial"/>
+          <w:sz w:val="18"/>
           <w:szCs w:val="14"/>
-          <w:shd w:val="clear" w:color="auto" w:fill="B7B7B7"/>
-        </w:rPr>
-        <w:t>(GPT</w:t>
-      </w:r>
-      <w:r>
-        <w:rPr>
-          <w:rFonts w:ascii="Cambria Math" w:hAnsi="Cambria Math" w:cs="Cambria Math"/>
-          <w:b/>
-          <w:sz w:val="14"/>
-          <w:szCs w:val="14"/>
-          <w:shd w:val="clear" w:color="auto" w:fill="B7B7B7"/>
-        </w:rPr>
-        <w:t>‑</w:t>
-      </w:r>
-      <w:r>
-        <w:rPr>
-          <w:b/>
-          <w:sz w:val="14"/>
-          <w:szCs w:val="14"/>
+          <w:highlight w:val="lightGray"/>
           <w:shd w:val="clear" w:color="auto" w:fill="B7B7B7"/>
         </w:rPr>
         <w:t>5 Mini) at [8/17/2025]</w:t>
@@ -95,7 +77,7 @@
           <w:ilvl w:val="0"/>
           <w:numId w:val="2"/>
         </w:numPr>
-        <w:spacing w:before="240"/>
+        <w:spacing w:before="240" w:after="0" w:line="276" w:lineRule="auto"/>
       </w:pPr>
       <w:r>
         <w:rPr>
@@ -129,7 +111,7 @@
           <w:ilvl w:val="0"/>
           <w:numId w:val="2"/>
         </w:numPr>
-        <w:spacing w:after="240"/>
+        <w:spacing w:after="240" w:line="276" w:lineRule="auto"/>
         <w:rPr>
           <w:rFonts w:ascii="Roboto Mono" w:eastAsia="Roboto Mono" w:hAnsi="Roboto Mono" w:cs="Roboto Mono"/>
         </w:rPr>
@@ -167,25 +149,17 @@
           <w:ilvl w:val="0"/>
           <w:numId w:val="9"/>
         </w:numPr>
-        <w:spacing w:before="240"/>
-        <w:rPr>
-          <w:rFonts w:ascii="Roboto Mono" w:eastAsia="Roboto Mono" w:hAnsi="Roboto Mono" w:cs="Roboto Mono"/>
-        </w:rPr>
-      </w:pPr>
-      <w:r>
-        <w:rPr>
-          <w:rFonts w:ascii="Roboto Mono" w:eastAsia="Roboto Mono" w:hAnsi="Roboto Mono" w:cs="Roboto Mono"/>
-        </w:rPr>
-        <w:t xml:space="preserve">Test Planning = 8 </w:t>
-      </w:r>
-      <w:proofErr w:type="spellStart"/>
-      <w:r>
-        <w:rPr>
-          <w:rFonts w:ascii="Roboto Mono" w:eastAsia="Roboto Mono" w:hAnsi="Roboto Mono" w:cs="Roboto Mono"/>
-        </w:rPr>
-        <w:t>hrs</w:t>
-      </w:r>
-      <w:proofErr w:type="spellEnd"/>
+        <w:spacing w:before="240" w:after="0" w:line="276" w:lineRule="auto"/>
+        <w:rPr>
+          <w:rFonts w:ascii="Roboto Mono" w:eastAsia="Roboto Mono" w:hAnsi="Roboto Mono" w:cs="Roboto Mono"/>
+        </w:rPr>
+      </w:pPr>
+      <w:r>
+        <w:rPr>
+          <w:rFonts w:ascii="Roboto Mono" w:eastAsia="Roboto Mono" w:hAnsi="Roboto Mono" w:cs="Roboto Mono"/>
+        </w:rPr>
+        <w:t>Test Planning = 8 hrs</w:t>
+      </w:r>
       <w:r>
         <w:rPr>
           <w:rFonts w:ascii="Roboto Mono" w:eastAsia="Roboto Mono" w:hAnsi="Roboto Mono" w:cs="Roboto Mono"/>
@@ -199,24 +173,17 @@
           <w:ilvl w:val="0"/>
           <w:numId w:val="9"/>
         </w:numPr>
-        <w:rPr>
-          <w:rFonts w:ascii="Roboto Mono" w:eastAsia="Roboto Mono" w:hAnsi="Roboto Mono" w:cs="Roboto Mono"/>
-        </w:rPr>
-      </w:pPr>
-      <w:r>
-        <w:rPr>
-          <w:rFonts w:ascii="Roboto Mono" w:eastAsia="Roboto Mono" w:hAnsi="Roboto Mono" w:cs="Roboto Mono"/>
-        </w:rPr>
-        <w:t xml:space="preserve">Test Case Design = 20 </w:t>
-      </w:r>
-      <w:proofErr w:type="spellStart"/>
-      <w:r>
-        <w:rPr>
-          <w:rFonts w:ascii="Roboto Mono" w:eastAsia="Roboto Mono" w:hAnsi="Roboto Mono" w:cs="Roboto Mono"/>
-        </w:rPr>
-        <w:t>hrs</w:t>
-      </w:r>
-      <w:proofErr w:type="spellEnd"/>
+        <w:spacing w:after="0" w:line="276" w:lineRule="auto"/>
+        <w:rPr>
+          <w:rFonts w:ascii="Roboto Mono" w:eastAsia="Roboto Mono" w:hAnsi="Roboto Mono" w:cs="Roboto Mono"/>
+        </w:rPr>
+      </w:pPr>
+      <w:r>
+        <w:rPr>
+          <w:rFonts w:ascii="Roboto Mono" w:eastAsia="Roboto Mono" w:hAnsi="Roboto Mono" w:cs="Roboto Mono"/>
+        </w:rPr>
+        <w:t>Test Case Design = 20 hrs</w:t>
+      </w:r>
       <w:r>
         <w:rPr>
           <w:rFonts w:ascii="Roboto Mono" w:eastAsia="Roboto Mono" w:hAnsi="Roboto Mono" w:cs="Roboto Mono"/>
@@ -230,24 +197,17 @@
           <w:ilvl w:val="0"/>
           <w:numId w:val="9"/>
         </w:numPr>
-        <w:rPr>
-          <w:rFonts w:ascii="Roboto Mono" w:eastAsia="Roboto Mono" w:hAnsi="Roboto Mono" w:cs="Roboto Mono"/>
-        </w:rPr>
-      </w:pPr>
-      <w:r>
-        <w:rPr>
-          <w:rFonts w:ascii="Roboto Mono" w:eastAsia="Roboto Mono" w:hAnsi="Roboto Mono" w:cs="Roboto Mono"/>
-        </w:rPr>
-        <w:t xml:space="preserve">Test Execution = 40 </w:t>
-      </w:r>
-      <w:proofErr w:type="spellStart"/>
-      <w:r>
-        <w:rPr>
-          <w:rFonts w:ascii="Roboto Mono" w:eastAsia="Roboto Mono" w:hAnsi="Roboto Mono" w:cs="Roboto Mono"/>
-        </w:rPr>
-        <w:t>hrs</w:t>
-      </w:r>
-      <w:proofErr w:type="spellEnd"/>
+        <w:spacing w:after="0" w:line="276" w:lineRule="auto"/>
+        <w:rPr>
+          <w:rFonts w:ascii="Roboto Mono" w:eastAsia="Roboto Mono" w:hAnsi="Roboto Mono" w:cs="Roboto Mono"/>
+        </w:rPr>
+      </w:pPr>
+      <w:r>
+        <w:rPr>
+          <w:rFonts w:ascii="Roboto Mono" w:eastAsia="Roboto Mono" w:hAnsi="Roboto Mono" w:cs="Roboto Mono"/>
+        </w:rPr>
+        <w:t>Test Execution = 40 hrs</w:t>
+      </w:r>
       <w:r>
         <w:rPr>
           <w:rFonts w:ascii="Roboto Mono" w:eastAsia="Roboto Mono" w:hAnsi="Roboto Mono" w:cs="Roboto Mono"/>
@@ -261,24 +221,17 @@
           <w:ilvl w:val="0"/>
           <w:numId w:val="9"/>
         </w:numPr>
-        <w:rPr>
-          <w:rFonts w:ascii="Roboto Mono" w:eastAsia="Roboto Mono" w:hAnsi="Roboto Mono" w:cs="Roboto Mono"/>
-        </w:rPr>
-      </w:pPr>
-      <w:r>
-        <w:rPr>
-          <w:rFonts w:ascii="Roboto Mono" w:eastAsia="Roboto Mono" w:hAnsi="Roboto Mono" w:cs="Roboto Mono"/>
-        </w:rPr>
-        <w:t xml:space="preserve">Defect Retesting = 12 </w:t>
-      </w:r>
-      <w:proofErr w:type="spellStart"/>
-      <w:r>
-        <w:rPr>
-          <w:rFonts w:ascii="Roboto Mono" w:eastAsia="Roboto Mono" w:hAnsi="Roboto Mono" w:cs="Roboto Mono"/>
-        </w:rPr>
-        <w:t>hrs</w:t>
-      </w:r>
-      <w:proofErr w:type="spellEnd"/>
+        <w:spacing w:after="0" w:line="276" w:lineRule="auto"/>
+        <w:rPr>
+          <w:rFonts w:ascii="Roboto Mono" w:eastAsia="Roboto Mono" w:hAnsi="Roboto Mono" w:cs="Roboto Mono"/>
+        </w:rPr>
+      </w:pPr>
+      <w:r>
+        <w:rPr>
+          <w:rFonts w:ascii="Roboto Mono" w:eastAsia="Roboto Mono" w:hAnsi="Roboto Mono" w:cs="Roboto Mono"/>
+        </w:rPr>
+        <w:t>Defect Retesting = 12 hrs</w:t>
+      </w:r>
       <w:r>
         <w:rPr>
           <w:rFonts w:ascii="Roboto Mono" w:eastAsia="Roboto Mono" w:hAnsi="Roboto Mono" w:cs="Roboto Mono"/>
@@ -292,34 +245,25 @@
           <w:ilvl w:val="0"/>
           <w:numId w:val="9"/>
         </w:numPr>
-        <w:spacing w:after="240"/>
+        <w:spacing w:after="240" w:line="276" w:lineRule="auto"/>
       </w:pPr>
       <w:r>
         <w:rPr>
           <w:rFonts w:ascii="Roboto Mono" w:eastAsia="Roboto Mono" w:hAnsi="Roboto Mono" w:cs="Roboto Mono"/>
           <w:b/>
         </w:rPr>
-        <w:t xml:space="preserve">Total = 80 </w:t>
-      </w:r>
-      <w:proofErr w:type="spellStart"/>
-      <w:r>
-        <w:rPr>
-          <w:rFonts w:ascii="Roboto Mono" w:eastAsia="Roboto Mono" w:hAnsi="Roboto Mono" w:cs="Roboto Mono"/>
+        <w:t>Total = 80 hrs</w:t>
+      </w:r>
+      <w:r>
+        <w:rPr>
           <w:b/>
         </w:rPr>
-        <w:t>hrs</w:t>
-      </w:r>
-      <w:proofErr w:type="spellEnd"/>
-      <w:r>
-        <w:rPr>
-          <w:b/>
-        </w:rPr>
         <w:br/>
       </w:r>
     </w:p>
     <w:p>
       <w:r>
-        <w:pict w14:anchorId="6728FD26">
+        <w:pict w14:anchorId="099DA3B4">
           <v:rect id="_x0000_i1025" style="width:0;height:1.5pt" o:hralign="center" o:hrstd="t" o:hr="t" fillcolor="#a0a0a0" stroked="f"/>
         </w:pict>
       </w:r>
@@ -342,57 +286,39 @@
       </w:pPr>
       <w:r>
         <w:rPr>
-          <w:b/>
+          <w:rFonts w:ascii="Arial" w:eastAsia="Arial" w:hAnsi="Arial"/>
+          <w:sz w:val="18"/>
+          <w:highlight w:val="lightGray"/>
           <w:shd w:val="clear" w:color="auto" w:fill="B7B7B7"/>
         </w:rPr>
-        <w:t># Source</w:t>
-      </w:r>
-      <w:r>
-        <w:rPr>
+        <w:t xml:space="preserve"># Source: Chatgot </w:t>
+      </w:r>
+      <w:r>
+        <w:rPr>
+          <w:rFonts w:ascii="Arial" w:eastAsia="Arial" w:hAnsi="Arial"/>
+          <w:sz w:val="18"/>
+          <w:szCs w:val="14"/>
+          <w:highlight w:val="lightGray"/>
           <w:shd w:val="clear" w:color="auto" w:fill="B7B7B7"/>
         </w:rPr>
-        <w:t xml:space="preserve">: </w:t>
-      </w:r>
-      <w:proofErr w:type="spellStart"/>
-      <w:r>
-        <w:rPr>
-          <w:b/>
+        <w:t>(GPT</w:t>
+      </w:r>
+      <w:r>
+        <w:rPr>
+          <w:rFonts w:ascii="Arial" w:eastAsia="Arial" w:hAnsi="Arial" w:cs="Cambria Math"/>
+          <w:sz w:val="18"/>
+          <w:szCs w:val="14"/>
+          <w:highlight w:val="lightGray"/>
           <w:shd w:val="clear" w:color="auto" w:fill="B7B7B7"/>
         </w:rPr>
-        <w:t>Chatgot</w:t>
-      </w:r>
-      <w:proofErr w:type="spellEnd"/>
-      <w:r>
-        <w:rPr>
-          <w:b/>
-          <w:shd w:val="clear" w:color="auto" w:fill="B7B7B7"/>
-        </w:rPr>
-        <w:t xml:space="preserve"> </w:t>
-      </w:r>
-      <w:r>
-        <w:rPr>
-          <w:b/>
-          <w:sz w:val="14"/>
+        <w:t>‑</w:t>
+      </w:r>
+      <w:r>
+        <w:rPr>
+          <w:rFonts w:ascii="Arial" w:eastAsia="Arial" w:hAnsi="Arial"/>
+          <w:sz w:val="18"/>
           <w:szCs w:val="14"/>
-          <w:shd w:val="clear" w:color="auto" w:fill="B7B7B7"/>
-        </w:rPr>
-        <w:t>(GPT</w:t>
-      </w:r>
-      <w:r>
-        <w:rPr>
-          <w:rFonts w:ascii="Cambria Math" w:hAnsi="Cambria Math" w:cs="Cambria Math"/>
-          <w:b/>
-          <w:sz w:val="14"/>
-          <w:szCs w:val="14"/>
-          <w:shd w:val="clear" w:color="auto" w:fill="B7B7B7"/>
-        </w:rPr>
-        <w:t>‑</w:t>
-      </w:r>
-      <w:r>
-        <w:rPr>
-          <w:b/>
-          <w:sz w:val="14"/>
-          <w:szCs w:val="14"/>
+          <w:highlight w:val="lightGray"/>
           <w:shd w:val="clear" w:color="auto" w:fill="B7B7B7"/>
         </w:rPr>
         <w:t>5 Mini) at [8/17/2025]</w:t>
@@ -404,7 +330,7 @@
           <w:ilvl w:val="0"/>
           <w:numId w:val="17"/>
         </w:numPr>
-        <w:spacing w:before="240"/>
+        <w:spacing w:before="240" w:after="0" w:line="276" w:lineRule="auto"/>
       </w:pPr>
       <w:r>
         <w:rPr>
@@ -438,7 +364,7 @@
           <w:ilvl w:val="0"/>
           <w:numId w:val="17"/>
         </w:numPr>
-        <w:spacing w:after="240"/>
+        <w:spacing w:after="240" w:line="276" w:lineRule="auto"/>
         <w:rPr>
           <w:rFonts w:ascii="Roboto Mono" w:eastAsia="Roboto Mono" w:hAnsi="Roboto Mono" w:cs="Roboto Mono"/>
         </w:rPr>
@@ -476,7 +402,7 @@
           <w:ilvl w:val="0"/>
           <w:numId w:val="8"/>
         </w:numPr>
-        <w:spacing w:before="240"/>
+        <w:spacing w:before="240" w:after="0" w:line="276" w:lineRule="auto"/>
         <w:rPr>
           <w:rFonts w:ascii="Roboto Mono" w:eastAsia="Roboto Mono" w:hAnsi="Roboto Mono" w:cs="Roboto Mono"/>
         </w:rPr>
@@ -500,7 +426,7 @@
           <w:ilvl w:val="0"/>
           <w:numId w:val="8"/>
         </w:numPr>
-        <w:spacing w:after="240"/>
+        <w:spacing w:after="240" w:line="276" w:lineRule="auto"/>
         <w:rPr>
           <w:rFonts w:ascii="Roboto Mono" w:eastAsia="Roboto Mono" w:hAnsi="Roboto Mono" w:cs="Roboto Mono"/>
         </w:rPr>
@@ -509,7 +435,6 @@
         <w:rPr>
           <w:rFonts w:ascii="Nova Mono" w:eastAsia="Nova Mono" w:hAnsi="Nova Mono" w:cs="Nova Mono"/>
         </w:rPr>
-        <w:lastRenderedPageBreak/>
         <w:t>Adjusts based on new complexity → 220 hrs.</w:t>
       </w:r>
       <w:r>
@@ -521,7 +446,7 @@
     </w:p>
     <w:p>
       <w:r>
-        <w:pict w14:anchorId="2A847F0F">
+        <w:pict w14:anchorId="7F9DDB79">
           <v:rect id="_x0000_i1026" style="width:0;height:1.5pt" o:hralign="center" o:hrstd="t" o:hr="t" fillcolor="#a0a0a0" stroked="f"/>
         </w:pict>
       </w:r>
@@ -544,57 +469,39 @@
       </w:pPr>
       <w:r>
         <w:rPr>
-          <w:b/>
+          <w:rFonts w:ascii="Arial" w:eastAsia="Arial" w:hAnsi="Arial"/>
+          <w:sz w:val="18"/>
+          <w:highlight w:val="lightGray"/>
           <w:shd w:val="clear" w:color="auto" w:fill="B7B7B7"/>
         </w:rPr>
-        <w:t># Source</w:t>
-      </w:r>
-      <w:r>
-        <w:rPr>
+        <w:t xml:space="preserve"># Source: Chatgot </w:t>
+      </w:r>
+      <w:r>
+        <w:rPr>
+          <w:rFonts w:ascii="Arial" w:eastAsia="Arial" w:hAnsi="Arial"/>
+          <w:sz w:val="18"/>
+          <w:szCs w:val="14"/>
+          <w:highlight w:val="lightGray"/>
           <w:shd w:val="clear" w:color="auto" w:fill="B7B7B7"/>
         </w:rPr>
-        <w:t xml:space="preserve">: </w:t>
-      </w:r>
-      <w:proofErr w:type="spellStart"/>
-      <w:r>
-        <w:rPr>
-          <w:b/>
+        <w:t>(GPT</w:t>
+      </w:r>
+      <w:r>
+        <w:rPr>
+          <w:rFonts w:ascii="Arial" w:eastAsia="Arial" w:hAnsi="Arial" w:cs="Cambria Math"/>
+          <w:sz w:val="18"/>
+          <w:szCs w:val="14"/>
+          <w:highlight w:val="lightGray"/>
           <w:shd w:val="clear" w:color="auto" w:fill="B7B7B7"/>
         </w:rPr>
-        <w:t>Chatgot</w:t>
-      </w:r>
-      <w:proofErr w:type="spellEnd"/>
-      <w:r>
-        <w:rPr>
-          <w:b/>
-          <w:shd w:val="clear" w:color="auto" w:fill="B7B7B7"/>
-        </w:rPr>
-        <w:t xml:space="preserve"> </w:t>
-      </w:r>
-      <w:r>
-        <w:rPr>
-          <w:b/>
-          <w:sz w:val="14"/>
+        <w:t>‑</w:t>
+      </w:r>
+      <w:r>
+        <w:rPr>
+          <w:rFonts w:ascii="Arial" w:eastAsia="Arial" w:hAnsi="Arial"/>
+          <w:sz w:val="18"/>
           <w:szCs w:val="14"/>
-          <w:shd w:val="clear" w:color="auto" w:fill="B7B7B7"/>
-        </w:rPr>
-        <w:t>(GPT</w:t>
-      </w:r>
-      <w:r>
-        <w:rPr>
-          <w:rFonts w:ascii="Cambria Math" w:hAnsi="Cambria Math" w:cs="Cambria Math"/>
-          <w:b/>
-          <w:sz w:val="14"/>
-          <w:szCs w:val="14"/>
-          <w:shd w:val="clear" w:color="auto" w:fill="B7B7B7"/>
-        </w:rPr>
-        <w:t>‑</w:t>
-      </w:r>
-      <w:r>
-        <w:rPr>
-          <w:b/>
-          <w:sz w:val="14"/>
-          <w:szCs w:val="14"/>
+          <w:highlight w:val="lightGray"/>
           <w:shd w:val="clear" w:color="auto" w:fill="B7B7B7"/>
         </w:rPr>
         <w:t>5 Mini) at [8/17/2025]</w:t>
@@ -633,7 +540,7 @@
           <w:ilvl w:val="0"/>
           <w:numId w:val="11"/>
         </w:numPr>
-        <w:spacing w:before="240"/>
+        <w:spacing w:before="240" w:after="0" w:line="276" w:lineRule="auto"/>
       </w:pPr>
       <w:r>
         <w:rPr>
@@ -661,6 +568,7 @@
           <w:ilvl w:val="0"/>
           <w:numId w:val="11"/>
         </w:numPr>
+        <w:spacing w:after="0" w:line="276" w:lineRule="auto"/>
       </w:pPr>
       <w:r>
         <w:rPr>
@@ -688,7 +596,7 @@
           <w:ilvl w:val="0"/>
           <w:numId w:val="11"/>
         </w:numPr>
-        <w:spacing w:after="240"/>
+        <w:spacing w:after="240" w:line="276" w:lineRule="auto"/>
       </w:pPr>
       <w:r>
         <w:rPr>
@@ -737,7 +645,7 @@
           <w:noProof/>
         </w:rPr>
         <w:drawing>
-          <wp:inline distT="114300" distB="114300" distL="114300" distR="114300" wp14:anchorId="11F95393" wp14:editId="2507E75A">
+          <wp:inline distT="114300" distB="114300" distL="114300" distR="114300" wp14:anchorId="43906411" wp14:editId="155BC6FB">
             <wp:extent cx="1857375" cy="466725"/>
             <wp:effectExtent l="0" t="0" r="0" b="0"/>
             <wp:docPr id="2" name="image1.png"/>
@@ -806,53 +714,17 @@
           <w:ilvl w:val="0"/>
           <w:numId w:val="5"/>
         </w:numPr>
-        <w:spacing w:before="240"/>
-        <w:rPr>
-          <w:rFonts w:ascii="Roboto Mono" w:eastAsia="Roboto Mono" w:hAnsi="Roboto Mono" w:cs="Roboto Mono"/>
-        </w:rPr>
-      </w:pPr>
-      <w:r>
-        <w:rPr>
-          <w:rFonts w:ascii="Roboto Mono" w:eastAsia="Roboto Mono" w:hAnsi="Roboto Mono" w:cs="Roboto Mono"/>
-        </w:rPr>
-        <w:t xml:space="preserve">O = 10 </w:t>
-      </w:r>
-      <w:proofErr w:type="spellStart"/>
-      <w:r>
-        <w:rPr>
-          <w:rFonts w:ascii="Roboto Mono" w:eastAsia="Roboto Mono" w:hAnsi="Roboto Mono" w:cs="Roboto Mono"/>
-        </w:rPr>
-        <w:t>hrs</w:t>
-      </w:r>
-      <w:proofErr w:type="spellEnd"/>
-      <w:r>
-        <w:rPr>
-          <w:rFonts w:ascii="Roboto Mono" w:eastAsia="Roboto Mono" w:hAnsi="Roboto Mono" w:cs="Roboto Mono"/>
-        </w:rPr>
-        <w:t xml:space="preserve">, M = 15 </w:t>
-      </w:r>
-      <w:proofErr w:type="spellStart"/>
-      <w:r>
-        <w:rPr>
-          <w:rFonts w:ascii="Roboto Mono" w:eastAsia="Roboto Mono" w:hAnsi="Roboto Mono" w:cs="Roboto Mono"/>
-        </w:rPr>
-        <w:t>hrs</w:t>
-      </w:r>
-      <w:proofErr w:type="spellEnd"/>
-      <w:r>
-        <w:rPr>
-          <w:rFonts w:ascii="Roboto Mono" w:eastAsia="Roboto Mono" w:hAnsi="Roboto Mono" w:cs="Roboto Mono"/>
-        </w:rPr>
-        <w:t xml:space="preserve">, P = 30 </w:t>
-      </w:r>
-      <w:proofErr w:type="spellStart"/>
-      <w:r>
-        <w:rPr>
-          <w:rFonts w:ascii="Roboto Mono" w:eastAsia="Roboto Mono" w:hAnsi="Roboto Mono" w:cs="Roboto Mono"/>
-        </w:rPr>
-        <w:t>hrs</w:t>
-      </w:r>
-      <w:proofErr w:type="spellEnd"/>
+        <w:spacing w:before="240" w:after="0" w:line="276" w:lineRule="auto"/>
+        <w:rPr>
+          <w:rFonts w:ascii="Roboto Mono" w:eastAsia="Roboto Mono" w:hAnsi="Roboto Mono" w:cs="Roboto Mono"/>
+        </w:rPr>
+      </w:pPr>
+      <w:r>
+        <w:rPr>
+          <w:rFonts w:ascii="Roboto Mono" w:eastAsia="Roboto Mono" w:hAnsi="Roboto Mono" w:cs="Roboto Mono"/>
+        </w:rPr>
+        <w:t>O = 10 hrs, M = 15 hrs, P = 30 hrs</w:t>
+      </w:r>
       <w:r>
         <w:rPr>
           <w:rFonts w:ascii="Roboto Mono" w:eastAsia="Roboto Mono" w:hAnsi="Roboto Mono" w:cs="Roboto Mono"/>
@@ -866,7 +738,7 @@
           <w:ilvl w:val="0"/>
           <w:numId w:val="5"/>
         </w:numPr>
-        <w:spacing w:after="240"/>
+        <w:spacing w:after="240" w:line="276" w:lineRule="auto"/>
       </w:pPr>
       <w:r>
         <w:rPr>
@@ -879,28 +751,19 @@
           <w:rFonts w:ascii="Roboto Mono" w:eastAsia="Roboto Mono" w:hAnsi="Roboto Mono" w:cs="Roboto Mono"/>
           <w:b/>
         </w:rPr>
-        <w:t xml:space="preserve">16.67 </w:t>
-      </w:r>
-      <w:proofErr w:type="spellStart"/>
+        <w:t>16.67 hrs</w:t>
+      </w:r>
       <w:r>
         <w:rPr>
           <w:rFonts w:ascii="Roboto Mono" w:eastAsia="Roboto Mono" w:hAnsi="Roboto Mono" w:cs="Roboto Mono"/>
           <w:b/>
         </w:rPr>
-        <w:t>hrs</w:t>
-      </w:r>
-      <w:proofErr w:type="spellEnd"/>
-      <w:r>
-        <w:rPr>
-          <w:rFonts w:ascii="Roboto Mono" w:eastAsia="Roboto Mono" w:hAnsi="Roboto Mono" w:cs="Roboto Mono"/>
-          <w:b/>
-        </w:rPr>
         <w:br/>
       </w:r>
     </w:p>
     <w:p>
       <w:r>
-        <w:pict w14:anchorId="380B3DA3">
+        <w:pict w14:anchorId="65F99BCE">
           <v:rect id="_x0000_i1027" style="width:0;height:1.5pt" o:hralign="center" o:hrstd="t" o:hr="t" fillcolor="#a0a0a0" stroked="f"/>
         </w:pict>
       </w:r>
@@ -923,57 +786,39 @@
       </w:pPr>
       <w:r>
         <w:rPr>
-          <w:b/>
+          <w:rFonts w:ascii="Arial" w:eastAsia="Arial" w:hAnsi="Arial"/>
+          <w:sz w:val="18"/>
+          <w:highlight w:val="lightGray"/>
           <w:shd w:val="clear" w:color="auto" w:fill="B7B7B7"/>
         </w:rPr>
-        <w:t># Source</w:t>
-      </w:r>
-      <w:r>
-        <w:rPr>
+        <w:t xml:space="preserve"># Source: Chatgot </w:t>
+      </w:r>
+      <w:r>
+        <w:rPr>
+          <w:rFonts w:ascii="Arial" w:eastAsia="Arial" w:hAnsi="Arial"/>
+          <w:sz w:val="18"/>
+          <w:szCs w:val="14"/>
+          <w:highlight w:val="lightGray"/>
           <w:shd w:val="clear" w:color="auto" w:fill="B7B7B7"/>
         </w:rPr>
-        <w:t xml:space="preserve">: </w:t>
-      </w:r>
-      <w:proofErr w:type="spellStart"/>
-      <w:r>
-        <w:rPr>
-          <w:b/>
+        <w:t>(GPT</w:t>
+      </w:r>
+      <w:r>
+        <w:rPr>
+          <w:rFonts w:ascii="Arial" w:eastAsia="Arial" w:hAnsi="Arial" w:cs="Cambria Math"/>
+          <w:sz w:val="18"/>
+          <w:szCs w:val="14"/>
+          <w:highlight w:val="lightGray"/>
           <w:shd w:val="clear" w:color="auto" w:fill="B7B7B7"/>
         </w:rPr>
-        <w:t>Chatgot</w:t>
-      </w:r>
-      <w:proofErr w:type="spellEnd"/>
-      <w:r>
-        <w:rPr>
-          <w:b/>
-          <w:shd w:val="clear" w:color="auto" w:fill="B7B7B7"/>
-        </w:rPr>
-        <w:t xml:space="preserve"> </w:t>
-      </w:r>
-      <w:r>
-        <w:rPr>
-          <w:b/>
-          <w:sz w:val="14"/>
+        <w:t>‑</w:t>
+      </w:r>
+      <w:r>
+        <w:rPr>
+          <w:rFonts w:ascii="Arial" w:eastAsia="Arial" w:hAnsi="Arial"/>
+          <w:sz w:val="18"/>
           <w:szCs w:val="14"/>
-          <w:shd w:val="clear" w:color="auto" w:fill="B7B7B7"/>
-        </w:rPr>
-        <w:t>(GPT</w:t>
-      </w:r>
-      <w:r>
-        <w:rPr>
-          <w:rFonts w:ascii="Cambria Math" w:hAnsi="Cambria Math" w:cs="Cambria Math"/>
-          <w:b/>
-          <w:sz w:val="14"/>
-          <w:szCs w:val="14"/>
-          <w:shd w:val="clear" w:color="auto" w:fill="B7B7B7"/>
-        </w:rPr>
-        <w:t>‑</w:t>
-      </w:r>
-      <w:r>
-        <w:rPr>
-          <w:b/>
-          <w:sz w:val="14"/>
-          <w:szCs w:val="14"/>
+          <w:highlight w:val="lightGray"/>
           <w:shd w:val="clear" w:color="auto" w:fill="B7B7B7"/>
         </w:rPr>
         <w:t>5 Mini) at [8/17/2025]</w:t>
@@ -985,7 +830,7 @@
           <w:ilvl w:val="0"/>
           <w:numId w:val="14"/>
         </w:numPr>
-        <w:spacing w:before="240"/>
+        <w:spacing w:before="240" w:after="0" w:line="276" w:lineRule="auto"/>
       </w:pPr>
       <w:r>
         <w:rPr>
@@ -1019,7 +864,7 @@
           <w:ilvl w:val="0"/>
           <w:numId w:val="14"/>
         </w:numPr>
-        <w:spacing w:after="240"/>
+        <w:spacing w:after="240" w:line="276" w:lineRule="auto"/>
         <w:rPr>
           <w:rFonts w:ascii="Roboto Mono" w:eastAsia="Roboto Mono" w:hAnsi="Roboto Mono" w:cs="Roboto Mono"/>
         </w:rPr>
@@ -1048,7 +893,6 @@
         <w:rPr>
           <w:rFonts w:ascii="Arial Unicode MS" w:eastAsia="Arial Unicode MS" w:hAnsi="Arial Unicode MS" w:cs="Arial Unicode MS"/>
         </w:rPr>
-        <w:lastRenderedPageBreak/>
         <w:t>✅ Example:</w:t>
       </w:r>
     </w:p>
@@ -1058,7 +902,7 @@
           <w:ilvl w:val="0"/>
           <w:numId w:val="1"/>
         </w:numPr>
-        <w:spacing w:before="240"/>
+        <w:spacing w:before="240" w:after="0" w:line="276" w:lineRule="auto"/>
         <w:rPr>
           <w:rFonts w:ascii="Roboto Mono" w:eastAsia="Roboto Mono" w:hAnsi="Roboto Mono" w:cs="Roboto Mono"/>
         </w:rPr>
@@ -1082,41 +926,13 @@
           <w:ilvl w:val="0"/>
           <w:numId w:val="1"/>
         </w:numPr>
-        <w:spacing w:after="240"/>
+        <w:spacing w:after="240" w:line="276" w:lineRule="auto"/>
       </w:pPr>
       <w:r>
         <w:rPr>
           <w:rFonts w:ascii="Nova Mono" w:eastAsia="Nova Mono" w:hAnsi="Nova Mono" w:cs="Nova Mono"/>
         </w:rPr>
-        <w:t xml:space="preserve">Total = 30 Function Points → 3 </w:t>
-      </w:r>
-      <w:proofErr w:type="spellStart"/>
-      <w:r>
-        <w:rPr>
-          <w:rFonts w:ascii="Nova Mono" w:eastAsia="Nova Mono" w:hAnsi="Nova Mono" w:cs="Nova Mono"/>
-        </w:rPr>
-        <w:t>hrs</w:t>
-      </w:r>
-      <w:proofErr w:type="spellEnd"/>
-      <w:r>
-        <w:rPr>
-          <w:rFonts w:ascii="Nova Mono" w:eastAsia="Nova Mono" w:hAnsi="Nova Mono" w:cs="Nova Mono"/>
-        </w:rPr>
-        <w:t xml:space="preserve"> per FP = 90 </w:t>
-      </w:r>
-      <w:proofErr w:type="spellStart"/>
-      <w:r>
-        <w:rPr>
-          <w:rFonts w:ascii="Nova Mono" w:eastAsia="Nova Mono" w:hAnsi="Nova Mono" w:cs="Nova Mono"/>
-        </w:rPr>
-        <w:t>hrs</w:t>
-      </w:r>
-      <w:proofErr w:type="spellEnd"/>
-      <w:r>
-        <w:rPr>
-          <w:rFonts w:ascii="Nova Mono" w:eastAsia="Nova Mono" w:hAnsi="Nova Mono" w:cs="Nova Mono"/>
-        </w:rPr>
-        <w:t xml:space="preserve"> testing.</w:t>
+        <w:t>Total = 30 Function Points → 3 hrs per FP = 90 hrs testing.</w:t>
       </w:r>
       <w:r>
         <w:br/>
@@ -1124,7 +940,7 @@
     </w:p>
     <w:p>
       <w:r>
-        <w:pict w14:anchorId="2248723B">
+        <w:pict w14:anchorId="33DB0893">
           <v:rect id="_x0000_i1028" style="width:0;height:1.5pt" o:hralign="center" o:hrstd="t" o:hr="t" fillcolor="#a0a0a0" stroked="f"/>
         </w:pict>
       </w:r>
@@ -1147,57 +963,39 @@
       </w:pPr>
       <w:r>
         <w:rPr>
-          <w:b/>
+          <w:rFonts w:ascii="Arial" w:eastAsia="Arial" w:hAnsi="Arial"/>
+          <w:sz w:val="18"/>
+          <w:highlight w:val="lightGray"/>
           <w:shd w:val="clear" w:color="auto" w:fill="B7B7B7"/>
         </w:rPr>
-        <w:t># Source</w:t>
-      </w:r>
-      <w:r>
-        <w:rPr>
+        <w:t xml:space="preserve"># Source: Chatgot </w:t>
+      </w:r>
+      <w:r>
+        <w:rPr>
+          <w:rFonts w:ascii="Arial" w:eastAsia="Arial" w:hAnsi="Arial"/>
+          <w:sz w:val="18"/>
+          <w:szCs w:val="14"/>
+          <w:highlight w:val="lightGray"/>
           <w:shd w:val="clear" w:color="auto" w:fill="B7B7B7"/>
         </w:rPr>
-        <w:t xml:space="preserve">: </w:t>
-      </w:r>
-      <w:proofErr w:type="spellStart"/>
-      <w:r>
-        <w:rPr>
-          <w:b/>
+        <w:t>(GPT</w:t>
+      </w:r>
+      <w:r>
+        <w:rPr>
+          <w:rFonts w:ascii="Arial" w:eastAsia="Arial" w:hAnsi="Arial" w:cs="Cambria Math"/>
+          <w:sz w:val="18"/>
+          <w:szCs w:val="14"/>
+          <w:highlight w:val="lightGray"/>
           <w:shd w:val="clear" w:color="auto" w:fill="B7B7B7"/>
         </w:rPr>
-        <w:t>Chatgot</w:t>
-      </w:r>
-      <w:proofErr w:type="spellEnd"/>
-      <w:r>
-        <w:rPr>
-          <w:b/>
-          <w:shd w:val="clear" w:color="auto" w:fill="B7B7B7"/>
-        </w:rPr>
-        <w:t xml:space="preserve"> </w:t>
-      </w:r>
-      <w:r>
-        <w:rPr>
-          <w:b/>
-          <w:sz w:val="14"/>
+        <w:t>‑</w:t>
+      </w:r>
+      <w:r>
+        <w:rPr>
+          <w:rFonts w:ascii="Arial" w:eastAsia="Arial" w:hAnsi="Arial"/>
+          <w:sz w:val="18"/>
           <w:szCs w:val="14"/>
-          <w:shd w:val="clear" w:color="auto" w:fill="B7B7B7"/>
-        </w:rPr>
-        <w:t>(GPT</w:t>
-      </w:r>
-      <w:r>
-        <w:rPr>
-          <w:rFonts w:ascii="Cambria Math" w:hAnsi="Cambria Math" w:cs="Cambria Math"/>
-          <w:b/>
-          <w:sz w:val="14"/>
-          <w:szCs w:val="14"/>
-          <w:shd w:val="clear" w:color="auto" w:fill="B7B7B7"/>
-        </w:rPr>
-        <w:t>‑</w:t>
-      </w:r>
-      <w:r>
-        <w:rPr>
-          <w:b/>
-          <w:sz w:val="14"/>
-          <w:szCs w:val="14"/>
+          <w:highlight w:val="lightGray"/>
           <w:shd w:val="clear" w:color="auto" w:fill="B7B7B7"/>
         </w:rPr>
         <w:t>5 Mini) at [8/17/2025]</w:t>
@@ -1209,7 +1007,7 @@
           <w:ilvl w:val="0"/>
           <w:numId w:val="16"/>
         </w:numPr>
-        <w:spacing w:before="240"/>
+        <w:spacing w:before="240" w:after="0" w:line="276" w:lineRule="auto"/>
       </w:pPr>
       <w:r>
         <w:rPr>
@@ -1243,7 +1041,7 @@
           <w:ilvl w:val="0"/>
           <w:numId w:val="16"/>
         </w:numPr>
-        <w:spacing w:after="240"/>
+        <w:spacing w:after="240" w:line="276" w:lineRule="auto"/>
         <w:rPr>
           <w:rFonts w:ascii="Roboto Mono" w:eastAsia="Roboto Mono" w:hAnsi="Roboto Mono" w:cs="Roboto Mono"/>
         </w:rPr>
@@ -1281,7 +1079,7 @@
           <w:ilvl w:val="0"/>
           <w:numId w:val="13"/>
         </w:numPr>
-        <w:spacing w:before="240"/>
+        <w:spacing w:before="240" w:after="0" w:line="276" w:lineRule="auto"/>
         <w:rPr>
           <w:rFonts w:ascii="Roboto Mono" w:eastAsia="Roboto Mono" w:hAnsi="Roboto Mono" w:cs="Roboto Mono"/>
         </w:rPr>
@@ -1305,6 +1103,7 @@
           <w:ilvl w:val="0"/>
           <w:numId w:val="13"/>
         </w:numPr>
+        <w:spacing w:after="0" w:line="276" w:lineRule="auto"/>
         <w:rPr>
           <w:rFonts w:ascii="Roboto Mono" w:eastAsia="Roboto Mono" w:hAnsi="Roboto Mono" w:cs="Roboto Mono"/>
         </w:rPr>
@@ -1328,7 +1127,7 @@
           <w:ilvl w:val="0"/>
           <w:numId w:val="13"/>
         </w:numPr>
-        <w:spacing w:after="240"/>
+        <w:spacing w:after="240" w:line="276" w:lineRule="auto"/>
         <w:rPr>
           <w:rFonts w:ascii="Roboto Mono" w:eastAsia="Roboto Mono" w:hAnsi="Roboto Mono" w:cs="Roboto Mono"/>
         </w:rPr>
@@ -1348,7 +1147,7 @@
     </w:p>
     <w:p>
       <w:r>
-        <w:pict w14:anchorId="5052F702">
+        <w:pict w14:anchorId="74E4C7F7">
           <v:rect id="_x0000_i1029" style="width:0;height:1.5pt" o:hralign="center" o:hrstd="t" o:hr="t" fillcolor="#a0a0a0" stroked="f"/>
         </w:pict>
       </w:r>
@@ -1371,57 +1170,39 @@
       </w:pPr>
       <w:r>
         <w:rPr>
-          <w:b/>
+          <w:rFonts w:ascii="Arial" w:eastAsia="Arial" w:hAnsi="Arial"/>
+          <w:sz w:val="18"/>
+          <w:highlight w:val="lightGray"/>
           <w:shd w:val="clear" w:color="auto" w:fill="B7B7B7"/>
         </w:rPr>
-        <w:t># Source</w:t>
-      </w:r>
-      <w:r>
-        <w:rPr>
+        <w:t xml:space="preserve"># Source: Chatgot </w:t>
+      </w:r>
+      <w:r>
+        <w:rPr>
+          <w:rFonts w:ascii="Arial" w:eastAsia="Arial" w:hAnsi="Arial"/>
+          <w:sz w:val="18"/>
+          <w:szCs w:val="14"/>
+          <w:highlight w:val="lightGray"/>
           <w:shd w:val="clear" w:color="auto" w:fill="B7B7B7"/>
         </w:rPr>
-        <w:t xml:space="preserve">: </w:t>
-      </w:r>
-      <w:proofErr w:type="spellStart"/>
-      <w:r>
-        <w:rPr>
-          <w:b/>
+        <w:t>(GPT</w:t>
+      </w:r>
+      <w:r>
+        <w:rPr>
+          <w:rFonts w:ascii="Arial" w:eastAsia="Arial" w:hAnsi="Arial" w:cs="Cambria Math"/>
+          <w:sz w:val="18"/>
+          <w:szCs w:val="14"/>
+          <w:highlight w:val="lightGray"/>
           <w:shd w:val="clear" w:color="auto" w:fill="B7B7B7"/>
         </w:rPr>
-        <w:t>Chatgot</w:t>
-      </w:r>
-      <w:proofErr w:type="spellEnd"/>
-      <w:r>
-        <w:rPr>
-          <w:b/>
-          <w:shd w:val="clear" w:color="auto" w:fill="B7B7B7"/>
-        </w:rPr>
-        <w:t xml:space="preserve"> </w:t>
-      </w:r>
-      <w:r>
-        <w:rPr>
-          <w:b/>
-          <w:sz w:val="14"/>
+        <w:t>‑</w:t>
+      </w:r>
+      <w:r>
+        <w:rPr>
+          <w:rFonts w:ascii="Arial" w:eastAsia="Arial" w:hAnsi="Arial"/>
+          <w:sz w:val="18"/>
           <w:szCs w:val="14"/>
-          <w:shd w:val="clear" w:color="auto" w:fill="B7B7B7"/>
-        </w:rPr>
-        <w:t>(GPT</w:t>
-      </w:r>
-      <w:r>
-        <w:rPr>
-          <w:rFonts w:ascii="Cambria Math" w:hAnsi="Cambria Math" w:cs="Cambria Math"/>
-          <w:b/>
-          <w:sz w:val="14"/>
-          <w:szCs w:val="14"/>
-          <w:shd w:val="clear" w:color="auto" w:fill="B7B7B7"/>
-        </w:rPr>
-        <w:t>‑</w:t>
-      </w:r>
-      <w:r>
-        <w:rPr>
-          <w:b/>
-          <w:sz w:val="14"/>
-          <w:szCs w:val="14"/>
+          <w:highlight w:val="lightGray"/>
           <w:shd w:val="clear" w:color="auto" w:fill="B7B7B7"/>
         </w:rPr>
         <w:t>5 Mini) at [8/17/2025]</w:t>
@@ -1433,7 +1214,7 @@
           <w:ilvl w:val="0"/>
           <w:numId w:val="6"/>
         </w:numPr>
-        <w:spacing w:before="240"/>
+        <w:spacing w:before="240" w:after="0" w:line="276" w:lineRule="auto"/>
       </w:pPr>
       <w:r>
         <w:rPr>
@@ -1467,7 +1248,7 @@
           <w:ilvl w:val="0"/>
           <w:numId w:val="6"/>
         </w:numPr>
-        <w:spacing w:after="240"/>
+        <w:spacing w:after="240" w:line="276" w:lineRule="auto"/>
       </w:pPr>
       <w:r>
         <w:rPr>
@@ -1515,30 +1296,16 @@
           <w:ilvl w:val="0"/>
           <w:numId w:val="7"/>
         </w:numPr>
-        <w:spacing w:before="240"/>
-        <w:rPr>
-          <w:rFonts w:ascii="Roboto Mono" w:eastAsia="Roboto Mono" w:hAnsi="Roboto Mono" w:cs="Roboto Mono"/>
-        </w:rPr>
-      </w:pPr>
-      <w:r>
-        <w:rPr>
-          <w:rFonts w:ascii="Roboto Mono" w:eastAsia="Roboto Mono" w:hAnsi="Roboto Mono" w:cs="Roboto Mono"/>
-        </w:rPr>
-        <w:t xml:space="preserve">100 test cases × 1 </w:t>
-      </w:r>
-      <w:proofErr w:type="spellStart"/>
-      <w:r>
-        <w:rPr>
-          <w:rFonts w:ascii="Roboto Mono" w:eastAsia="Roboto Mono" w:hAnsi="Roboto Mono" w:cs="Roboto Mono"/>
-        </w:rPr>
-        <w:t>hr</w:t>
-      </w:r>
-      <w:proofErr w:type="spellEnd"/>
-      <w:r>
-        <w:rPr>
-          <w:rFonts w:ascii="Roboto Mono" w:eastAsia="Roboto Mono" w:hAnsi="Roboto Mono" w:cs="Roboto Mono"/>
-        </w:rPr>
-        <w:t xml:space="preserve"> each = 100 hrs.</w:t>
+        <w:spacing w:before="240" w:after="0" w:line="276" w:lineRule="auto"/>
+        <w:rPr>
+          <w:rFonts w:ascii="Roboto Mono" w:eastAsia="Roboto Mono" w:hAnsi="Roboto Mono" w:cs="Roboto Mono"/>
+        </w:rPr>
+      </w:pPr>
+      <w:r>
+        <w:rPr>
+          <w:rFonts w:ascii="Roboto Mono" w:eastAsia="Roboto Mono" w:hAnsi="Roboto Mono" w:cs="Roboto Mono"/>
+        </w:rPr>
+        <w:t>100 test cases × 1 hr each = 100 hrs.</w:t>
       </w:r>
       <w:r>
         <w:rPr>
@@ -1553,6 +1320,7 @@
           <w:ilvl w:val="0"/>
           <w:numId w:val="7"/>
         </w:numPr>
+        <w:spacing w:after="0" w:line="276" w:lineRule="auto"/>
         <w:rPr>
           <w:rFonts w:ascii="Roboto Mono" w:eastAsia="Roboto Mono" w:hAnsi="Roboto Mono" w:cs="Roboto Mono"/>
         </w:rPr>
@@ -1576,7 +1344,7 @@
           <w:ilvl w:val="0"/>
           <w:numId w:val="7"/>
         </w:numPr>
-        <w:spacing w:after="240"/>
+        <w:spacing w:after="240" w:line="276" w:lineRule="auto"/>
         <w:rPr>
           <w:rFonts w:ascii="Roboto Mono" w:eastAsia="Roboto Mono" w:hAnsi="Roboto Mono" w:cs="Roboto Mono"/>
         </w:rPr>
@@ -1586,7 +1354,6 @@
           <w:rFonts w:ascii="Roboto Mono" w:eastAsia="Roboto Mono" w:hAnsi="Roboto Mono" w:cs="Roboto Mono"/>
           <w:b/>
         </w:rPr>
-        <w:lastRenderedPageBreak/>
         <w:t>Total = 120 hrs.</w:t>
       </w:r>
       <w:r>
@@ -1599,7 +1366,7 @@
     </w:p>
     <w:p>
       <w:r>
-        <w:pict w14:anchorId="19DADCB3">
+        <w:pict w14:anchorId="07D84366">
           <v:rect id="_x0000_i1030" style="width:0;height:1.5pt" o:hralign="center" o:hrstd="t" o:hr="t" fillcolor="#a0a0a0" stroked="f"/>
         </w:pict>
       </w:r>
@@ -1622,57 +1389,39 @@
       </w:pPr>
       <w:r>
         <w:rPr>
-          <w:b/>
+          <w:rFonts w:ascii="Arial" w:eastAsia="Arial" w:hAnsi="Arial"/>
+          <w:sz w:val="18"/>
+          <w:highlight w:val="lightGray"/>
           <w:shd w:val="clear" w:color="auto" w:fill="B7B7B7"/>
         </w:rPr>
-        <w:t># Source</w:t>
-      </w:r>
-      <w:r>
-        <w:rPr>
+        <w:t xml:space="preserve"># Source: Chatgot </w:t>
+      </w:r>
+      <w:r>
+        <w:rPr>
+          <w:rFonts w:ascii="Arial" w:eastAsia="Arial" w:hAnsi="Arial"/>
+          <w:sz w:val="18"/>
+          <w:szCs w:val="14"/>
+          <w:highlight w:val="lightGray"/>
           <w:shd w:val="clear" w:color="auto" w:fill="B7B7B7"/>
         </w:rPr>
-        <w:t xml:space="preserve">: </w:t>
-      </w:r>
-      <w:proofErr w:type="spellStart"/>
-      <w:r>
-        <w:rPr>
-          <w:b/>
+        <w:t>(GPT</w:t>
+      </w:r>
+      <w:r>
+        <w:rPr>
+          <w:rFonts w:ascii="Arial" w:eastAsia="Arial" w:hAnsi="Arial" w:cs="Cambria Math"/>
+          <w:sz w:val="18"/>
+          <w:szCs w:val="14"/>
+          <w:highlight w:val="lightGray"/>
           <w:shd w:val="clear" w:color="auto" w:fill="B7B7B7"/>
         </w:rPr>
-        <w:t>Chatgot</w:t>
-      </w:r>
-      <w:proofErr w:type="spellEnd"/>
-      <w:r>
-        <w:rPr>
-          <w:b/>
-          <w:shd w:val="clear" w:color="auto" w:fill="B7B7B7"/>
-        </w:rPr>
-        <w:t xml:space="preserve"> </w:t>
-      </w:r>
-      <w:r>
-        <w:rPr>
-          <w:b/>
-          <w:sz w:val="14"/>
+        <w:t>‑</w:t>
+      </w:r>
+      <w:r>
+        <w:rPr>
+          <w:rFonts w:ascii="Arial" w:eastAsia="Arial" w:hAnsi="Arial"/>
+          <w:sz w:val="18"/>
           <w:szCs w:val="14"/>
-          <w:shd w:val="clear" w:color="auto" w:fill="B7B7B7"/>
-        </w:rPr>
-        <w:t>(GPT</w:t>
-      </w:r>
-      <w:r>
-        <w:rPr>
-          <w:rFonts w:ascii="Cambria Math" w:hAnsi="Cambria Math" w:cs="Cambria Math"/>
-          <w:b/>
-          <w:sz w:val="14"/>
-          <w:szCs w:val="14"/>
-          <w:shd w:val="clear" w:color="auto" w:fill="B7B7B7"/>
-        </w:rPr>
-        <w:t>‑</w:t>
-      </w:r>
-      <w:r>
-        <w:rPr>
-          <w:b/>
-          <w:sz w:val="14"/>
-          <w:szCs w:val="14"/>
+          <w:highlight w:val="lightGray"/>
           <w:shd w:val="clear" w:color="auto" w:fill="B7B7B7"/>
         </w:rPr>
         <w:t>5 Mini) at [8/17/2025]</w:t>
@@ -1684,7 +1433,7 @@
           <w:ilvl w:val="0"/>
           <w:numId w:val="15"/>
         </w:numPr>
-        <w:spacing w:before="240"/>
+        <w:spacing w:before="240" w:after="0" w:line="276" w:lineRule="auto"/>
       </w:pPr>
       <w:r>
         <w:rPr>
@@ -1718,7 +1467,7 @@
           <w:ilvl w:val="0"/>
           <w:numId w:val="15"/>
         </w:numPr>
-        <w:spacing w:after="240"/>
+        <w:spacing w:after="240" w:line="276" w:lineRule="auto"/>
         <w:rPr>
           <w:rFonts w:ascii="Roboto Mono" w:eastAsia="Roboto Mono" w:hAnsi="Roboto Mono" w:cs="Roboto Mono"/>
         </w:rPr>
@@ -1756,55 +1505,13 @@
           <w:ilvl w:val="0"/>
           <w:numId w:val="4"/>
         </w:numPr>
-        <w:spacing w:before="240" w:after="240"/>
+        <w:spacing w:before="240" w:after="240" w:line="276" w:lineRule="auto"/>
       </w:pPr>
       <w:r>
         <w:rPr>
           <w:rFonts w:ascii="Nova Mono" w:eastAsia="Nova Mono" w:hAnsi="Nova Mono" w:cs="Nova Mono"/>
         </w:rPr>
-        <w:t xml:space="preserve">Expert A: 150 </w:t>
-      </w:r>
-      <w:proofErr w:type="spellStart"/>
-      <w:r>
-        <w:rPr>
-          <w:rFonts w:ascii="Nova Mono" w:eastAsia="Nova Mono" w:hAnsi="Nova Mono" w:cs="Nova Mono"/>
-        </w:rPr>
-        <w:t>hrs</w:t>
-      </w:r>
-      <w:proofErr w:type="spellEnd"/>
-      <w:r>
-        <w:rPr>
-          <w:rFonts w:ascii="Nova Mono" w:eastAsia="Nova Mono" w:hAnsi="Nova Mono" w:cs="Nova Mono"/>
-        </w:rPr>
-        <w:t xml:space="preserve">, Expert B: 200 </w:t>
-      </w:r>
-      <w:proofErr w:type="spellStart"/>
-      <w:r>
-        <w:rPr>
-          <w:rFonts w:ascii="Nova Mono" w:eastAsia="Nova Mono" w:hAnsi="Nova Mono" w:cs="Nova Mono"/>
-        </w:rPr>
-        <w:t>hrs</w:t>
-      </w:r>
-      <w:proofErr w:type="spellEnd"/>
-      <w:r>
-        <w:rPr>
-          <w:rFonts w:ascii="Nova Mono" w:eastAsia="Nova Mono" w:hAnsi="Nova Mono" w:cs="Nova Mono"/>
-        </w:rPr>
-        <w:t xml:space="preserve">, Expert C: 180 </w:t>
-      </w:r>
-      <w:proofErr w:type="spellStart"/>
-      <w:r>
-        <w:rPr>
-          <w:rFonts w:ascii="Nova Mono" w:eastAsia="Nova Mono" w:hAnsi="Nova Mono" w:cs="Nova Mono"/>
-        </w:rPr>
-        <w:t>hrs</w:t>
-      </w:r>
-      <w:proofErr w:type="spellEnd"/>
-      <w:r>
-        <w:rPr>
-          <w:rFonts w:ascii="Nova Mono" w:eastAsia="Nova Mono" w:hAnsi="Nova Mono" w:cs="Nova Mono"/>
-        </w:rPr>
-        <w:t xml:space="preserve"> → After discussion, agree on </w:t>
+        <w:t xml:space="preserve">Expert A: 150 hrs, Expert B: 200 hrs, Expert C: 180 hrs → After discussion, agree on </w:t>
       </w:r>
       <w:r>
         <w:rPr>
@@ -1833,7 +1540,7 @@
         </w:rPr>
       </w:pPr>
       <w:r>
-        <w:pict w14:anchorId="7C5171C0">
+        <w:pict w14:anchorId="0E9E4C7E">
           <v:rect id="_x0000_i1031" style="width:0;height:1.5pt" o:hralign="center" o:hrstd="t" o:hr="t" fillcolor="#a0a0a0" stroked="f"/>
         </w:pict>
       </w:r>
@@ -1854,57 +1561,39 @@
       </w:pPr>
       <w:r>
         <w:rPr>
-          <w:b/>
+          <w:rFonts w:ascii="Arial" w:eastAsia="Arial" w:hAnsi="Arial"/>
+          <w:sz w:val="18"/>
+          <w:highlight w:val="lightGray"/>
           <w:shd w:val="clear" w:color="auto" w:fill="B7B7B7"/>
         </w:rPr>
-        <w:t># Source</w:t>
-      </w:r>
-      <w:r>
-        <w:rPr>
+        <w:t xml:space="preserve"># Source: Chatgot </w:t>
+      </w:r>
+      <w:r>
+        <w:rPr>
+          <w:rFonts w:ascii="Arial" w:eastAsia="Arial" w:hAnsi="Arial"/>
+          <w:sz w:val="18"/>
+          <w:szCs w:val="14"/>
+          <w:highlight w:val="lightGray"/>
           <w:shd w:val="clear" w:color="auto" w:fill="B7B7B7"/>
         </w:rPr>
-        <w:t xml:space="preserve">: </w:t>
-      </w:r>
-      <w:proofErr w:type="spellStart"/>
-      <w:r>
-        <w:rPr>
-          <w:b/>
+        <w:t>(GPT</w:t>
+      </w:r>
+      <w:r>
+        <w:rPr>
+          <w:rFonts w:ascii="Arial" w:eastAsia="Arial" w:hAnsi="Arial" w:cs="Cambria Math"/>
+          <w:sz w:val="18"/>
+          <w:szCs w:val="14"/>
+          <w:highlight w:val="lightGray"/>
           <w:shd w:val="clear" w:color="auto" w:fill="B7B7B7"/>
         </w:rPr>
-        <w:t>Chatgot</w:t>
-      </w:r>
-      <w:proofErr w:type="spellEnd"/>
-      <w:r>
-        <w:rPr>
-          <w:b/>
-          <w:shd w:val="clear" w:color="auto" w:fill="B7B7B7"/>
-        </w:rPr>
-        <w:t xml:space="preserve"> </w:t>
-      </w:r>
-      <w:r>
-        <w:rPr>
-          <w:b/>
-          <w:sz w:val="14"/>
+        <w:t>‑</w:t>
+      </w:r>
+      <w:r>
+        <w:rPr>
+          <w:rFonts w:ascii="Arial" w:eastAsia="Arial" w:hAnsi="Arial"/>
+          <w:sz w:val="18"/>
           <w:szCs w:val="14"/>
-          <w:shd w:val="clear" w:color="auto" w:fill="B7B7B7"/>
-        </w:rPr>
-        <w:t>(GPT</w:t>
-      </w:r>
-      <w:r>
-        <w:rPr>
-          <w:rFonts w:ascii="Cambria Math" w:hAnsi="Cambria Math" w:cs="Cambria Math"/>
-          <w:b/>
-          <w:sz w:val="14"/>
-          <w:szCs w:val="14"/>
-          <w:shd w:val="clear" w:color="auto" w:fill="B7B7B7"/>
-        </w:rPr>
-        <w:t>‑</w:t>
-      </w:r>
-      <w:r>
-        <w:rPr>
-          <w:b/>
-          <w:sz w:val="14"/>
-          <w:szCs w:val="14"/>
+          <w:highlight w:val="lightGray"/>
           <w:shd w:val="clear" w:color="auto" w:fill="B7B7B7"/>
         </w:rPr>
         <w:t>5 Mini) at [8/24/2025]</w:t>
@@ -1961,7 +1650,7 @@
           <w:noProof/>
         </w:rPr>
         <w:drawing>
-          <wp:inline distT="114300" distB="114300" distL="114300" distR="114300" wp14:anchorId="3B431CF8" wp14:editId="18BB358E">
+          <wp:inline distT="114300" distB="114300" distL="114300" distR="114300" wp14:anchorId="7CED46C0" wp14:editId="35C01D1A">
             <wp:extent cx="5943600" cy="889000"/>
             <wp:effectExtent l="0" t="0" r="0" b="0"/>
             <wp:docPr id="1" name="image2.png"/>
@@ -2210,16 +1899,8 @@
               <w:rPr>
                 <w:rFonts w:ascii="Roboto Mono" w:eastAsia="Roboto Mono" w:hAnsi="Roboto Mono" w:cs="Roboto Mono"/>
               </w:rPr>
-              <w:t xml:space="preserve">2 </w:t>
+              <w:t>2 hr</w:t>
             </w:r>
-            <w:proofErr w:type="spellStart"/>
-            <w:r>
-              <w:rPr>
-                <w:rFonts w:ascii="Roboto Mono" w:eastAsia="Roboto Mono" w:hAnsi="Roboto Mono" w:cs="Roboto Mono"/>
-              </w:rPr>
-              <w:t>hr</w:t>
-            </w:r>
-            <w:proofErr w:type="spellEnd"/>
           </w:p>
         </w:tc>
         <w:tc>
@@ -2248,16 +1929,8 @@
               <w:rPr>
                 <w:rFonts w:ascii="Roboto Mono" w:eastAsia="Roboto Mono" w:hAnsi="Roboto Mono" w:cs="Roboto Mono"/>
               </w:rPr>
-              <w:t xml:space="preserve">4 </w:t>
+              <w:t>4 hr</w:t>
             </w:r>
-            <w:proofErr w:type="spellStart"/>
-            <w:r>
-              <w:rPr>
-                <w:rFonts w:ascii="Roboto Mono" w:eastAsia="Roboto Mono" w:hAnsi="Roboto Mono" w:cs="Roboto Mono"/>
-              </w:rPr>
-              <w:t>hr</w:t>
-            </w:r>
-            <w:proofErr w:type="spellEnd"/>
           </w:p>
         </w:tc>
         <w:tc>
@@ -2286,16 +1959,8 @@
               <w:rPr>
                 <w:rFonts w:ascii="Roboto Mono" w:eastAsia="Roboto Mono" w:hAnsi="Roboto Mono" w:cs="Roboto Mono"/>
               </w:rPr>
-              <w:t xml:space="preserve">6 </w:t>
+              <w:t>6 hr</w:t>
             </w:r>
-            <w:proofErr w:type="spellStart"/>
-            <w:r>
-              <w:rPr>
-                <w:rFonts w:ascii="Roboto Mono" w:eastAsia="Roboto Mono" w:hAnsi="Roboto Mono" w:cs="Roboto Mono"/>
-              </w:rPr>
-              <w:t>hr</w:t>
-            </w:r>
-            <w:proofErr w:type="spellEnd"/>
           </w:p>
         </w:tc>
       </w:tr>
@@ -2359,16 +2024,8 @@
               <w:rPr>
                 <w:rFonts w:ascii="Roboto Mono" w:eastAsia="Roboto Mono" w:hAnsi="Roboto Mono" w:cs="Roboto Mono"/>
               </w:rPr>
-              <w:t xml:space="preserve">3 </w:t>
+              <w:t>3 hr</w:t>
             </w:r>
-            <w:proofErr w:type="spellStart"/>
-            <w:r>
-              <w:rPr>
-                <w:rFonts w:ascii="Roboto Mono" w:eastAsia="Roboto Mono" w:hAnsi="Roboto Mono" w:cs="Roboto Mono"/>
-              </w:rPr>
-              <w:t>hr</w:t>
-            </w:r>
-            <w:proofErr w:type="spellEnd"/>
           </w:p>
         </w:tc>
         <w:tc>
@@ -2397,16 +2054,8 @@
               <w:rPr>
                 <w:rFonts w:ascii="Roboto Mono" w:eastAsia="Roboto Mono" w:hAnsi="Roboto Mono" w:cs="Roboto Mono"/>
               </w:rPr>
-              <w:t xml:space="preserve">6 </w:t>
+              <w:t>6 hr</w:t>
             </w:r>
-            <w:proofErr w:type="spellStart"/>
-            <w:r>
-              <w:rPr>
-                <w:rFonts w:ascii="Roboto Mono" w:eastAsia="Roboto Mono" w:hAnsi="Roboto Mono" w:cs="Roboto Mono"/>
-              </w:rPr>
-              <w:t>hr</w:t>
-            </w:r>
-            <w:proofErr w:type="spellEnd"/>
           </w:p>
         </w:tc>
         <w:tc>
@@ -2435,16 +2084,8 @@
               <w:rPr>
                 <w:rFonts w:ascii="Roboto Mono" w:eastAsia="Roboto Mono" w:hAnsi="Roboto Mono" w:cs="Roboto Mono"/>
               </w:rPr>
-              <w:t xml:space="preserve">9 </w:t>
+              <w:t>9 hr</w:t>
             </w:r>
-            <w:proofErr w:type="spellStart"/>
-            <w:r>
-              <w:rPr>
-                <w:rFonts w:ascii="Roboto Mono" w:eastAsia="Roboto Mono" w:hAnsi="Roboto Mono" w:cs="Roboto Mono"/>
-              </w:rPr>
-              <w:t>hr</w:t>
-            </w:r>
-            <w:proofErr w:type="spellEnd"/>
           </w:p>
         </w:tc>
       </w:tr>
@@ -2461,57 +2102,19 @@
         <w:rPr>
           <w:rFonts w:ascii="Nova Mono" w:eastAsia="Nova Mono" w:hAnsi="Nova Mono" w:cs="Nova Mono"/>
         </w:rPr>
-        <w:lastRenderedPageBreak/>
-        <w:t xml:space="preserve">If Feature A = High → 6 </w:t>
-      </w:r>
-      <w:proofErr w:type="spellStart"/>
-      <w:r>
-        <w:rPr>
-          <w:rFonts w:ascii="Nova Mono" w:eastAsia="Nova Mono" w:hAnsi="Nova Mono" w:cs="Nova Mono"/>
-        </w:rPr>
-        <w:t>hrs</w:t>
-      </w:r>
-      <w:proofErr w:type="spellEnd"/>
-      <w:r>
-        <w:rPr>
-          <w:rFonts w:ascii="Nova Mono" w:eastAsia="Nova Mono" w:hAnsi="Nova Mono" w:cs="Nova Mono"/>
-        </w:rPr>
-        <w:t xml:space="preserve">, Feature B = Medium → 6 </w:t>
-      </w:r>
-      <w:proofErr w:type="spellStart"/>
-      <w:r>
-        <w:rPr>
-          <w:rFonts w:ascii="Nova Mono" w:eastAsia="Nova Mono" w:hAnsi="Nova Mono" w:cs="Nova Mono"/>
-        </w:rPr>
-        <w:t>hrs</w:t>
-      </w:r>
-      <w:proofErr w:type="spellEnd"/>
-      <w:r>
-        <w:rPr>
-          <w:rFonts w:ascii="Nova Mono" w:eastAsia="Nova Mono" w:hAnsi="Nova Mono" w:cs="Nova Mono"/>
-        </w:rPr>
-        <w:t xml:space="preserve"> → </w:t>
+        <w:t xml:space="preserve">If Feature A = High → 6 hrs, Feature B = Medium → 6 hrs → </w:t>
       </w:r>
       <w:r>
         <w:rPr>
           <w:rFonts w:ascii="Roboto Mono" w:eastAsia="Roboto Mono" w:hAnsi="Roboto Mono" w:cs="Roboto Mono"/>
           <w:b/>
         </w:rPr>
-        <w:t xml:space="preserve">Total = 12 </w:t>
-      </w:r>
-      <w:proofErr w:type="spellStart"/>
-      <w:r>
-        <w:rPr>
-          <w:rFonts w:ascii="Roboto Mono" w:eastAsia="Roboto Mono" w:hAnsi="Roboto Mono" w:cs="Roboto Mono"/>
-          <w:b/>
-        </w:rPr>
-        <w:t>hrs</w:t>
-      </w:r>
-      <w:proofErr w:type="spellEnd"/>
-    </w:p>
-    <w:p>
-      <w:r>
-        <w:pict w14:anchorId="5B85D1D4">
+        <w:t>Total = 12 hrs</w:t>
+      </w:r>
+    </w:p>
+    <w:p>
+      <w:r>
+        <w:pict w14:anchorId="69E9263C">
           <v:rect id="_x0000_i1032" style="width:0;height:1.5pt" o:hralign="center" o:hrstd="t" o:hr="t" fillcolor="#a0a0a0" stroked="f"/>
         </w:pict>
       </w:r>
@@ -2532,100 +2135,82 @@
       </w:pPr>
       <w:r>
         <w:rPr>
+          <w:rFonts w:ascii="Arial" w:eastAsia="Arial" w:hAnsi="Arial"/>
+          <w:sz w:val="18"/>
+          <w:highlight w:val="lightGray"/>
+          <w:shd w:val="clear" w:color="auto" w:fill="B7B7B7"/>
+        </w:rPr>
+        <w:t xml:space="preserve"># Source: Chatgot </w:t>
+      </w:r>
+      <w:r>
+        <w:rPr>
+          <w:rFonts w:ascii="Arial" w:eastAsia="Arial" w:hAnsi="Arial"/>
+          <w:sz w:val="18"/>
+          <w:szCs w:val="14"/>
+          <w:highlight w:val="lightGray"/>
+          <w:shd w:val="clear" w:color="auto" w:fill="B7B7B7"/>
+        </w:rPr>
+        <w:t>(GPT</w:t>
+      </w:r>
+      <w:r>
+        <w:rPr>
+          <w:rFonts w:ascii="Arial" w:eastAsia="Arial" w:hAnsi="Arial" w:cs="Cambria Math"/>
+          <w:sz w:val="18"/>
+          <w:szCs w:val="14"/>
+          <w:highlight w:val="lightGray"/>
+          <w:shd w:val="clear" w:color="auto" w:fill="B7B7B7"/>
+        </w:rPr>
+        <w:t>‑</w:t>
+      </w:r>
+      <w:r>
+        <w:rPr>
+          <w:rFonts w:ascii="Arial" w:eastAsia="Arial" w:hAnsi="Arial"/>
+          <w:sz w:val="18"/>
+          <w:szCs w:val="14"/>
+          <w:highlight w:val="lightGray"/>
+          <w:shd w:val="clear" w:color="auto" w:fill="B7B7B7"/>
+        </w:rPr>
+        <w:t>5 Mini) at [8/24/2025]</w:t>
+      </w:r>
+    </w:p>
+    <w:p>
+      <w:pPr>
+        <w:spacing w:before="240" w:after="240"/>
+        <w:rPr>
+          <w:rFonts w:ascii="Roboto Mono" w:eastAsia="Roboto Mono" w:hAnsi="Roboto Mono" w:cs="Roboto Mono"/>
+        </w:rPr>
+      </w:pPr>
+      <w:r>
+        <w:rPr>
+          <w:rFonts w:ascii="Roboto Mono" w:eastAsia="Roboto Mono" w:hAnsi="Roboto Mono" w:cs="Roboto Mono"/>
+        </w:rPr>
+        <w:t>Uses historical ratios between development and testing from similar projects.</w:t>
+      </w:r>
+    </w:p>
+    <w:p>
+      <w:pPr>
+        <w:spacing w:before="240" w:after="240"/>
+        <w:rPr>
+          <w:rFonts w:ascii="Roboto Mono" w:eastAsia="Roboto Mono" w:hAnsi="Roboto Mono" w:cs="Roboto Mono"/>
+        </w:rPr>
+      </w:pPr>
+      <w:r>
+        <w:rPr>
+          <w:rFonts w:ascii="Arial Unicode MS" w:eastAsia="Arial Unicode MS" w:hAnsi="Arial Unicode MS" w:cs="Arial Unicode MS"/>
+        </w:rPr>
+        <w:t xml:space="preserve">✅ </w:t>
+      </w:r>
+      <w:r>
+        <w:rPr>
+          <w:rFonts w:ascii="Roboto Mono" w:eastAsia="Roboto Mono" w:hAnsi="Roboto Mono" w:cs="Roboto Mono"/>
           <w:b/>
-          <w:shd w:val="clear" w:color="auto" w:fill="B7B7B7"/>
-        </w:rPr>
-        <w:t># Source</w:t>
-      </w:r>
-      <w:r>
-        <w:rPr>
-          <w:shd w:val="clear" w:color="auto" w:fill="B7B7B7"/>
-        </w:rPr>
-        <w:t xml:space="preserve">: </w:t>
-      </w:r>
-      <w:proofErr w:type="spellStart"/>
-      <w:r>
-        <w:rPr>
+        </w:rPr>
+        <w:t>Example:</w:t>
+      </w:r>
+      <w:r>
+        <w:rPr>
+          <w:rFonts w:ascii="Roboto Mono" w:eastAsia="Roboto Mono" w:hAnsi="Roboto Mono" w:cs="Roboto Mono"/>
           <w:b/>
-          <w:shd w:val="clear" w:color="auto" w:fill="B7B7B7"/>
-        </w:rPr>
-        <w:t>Chatgot</w:t>
-      </w:r>
-      <w:proofErr w:type="spellEnd"/>
-      <w:r>
-        <w:rPr>
-          <w:b/>
-          <w:shd w:val="clear" w:color="auto" w:fill="B7B7B7"/>
-        </w:rPr>
-        <w:t xml:space="preserve"> </w:t>
-      </w:r>
-      <w:r>
-        <w:rPr>
-          <w:b/>
-          <w:sz w:val="14"/>
-          <w:szCs w:val="14"/>
-          <w:shd w:val="clear" w:color="auto" w:fill="B7B7B7"/>
-        </w:rPr>
-        <w:t>(GPT</w:t>
-      </w:r>
-      <w:r>
-        <w:rPr>
-          <w:rFonts w:ascii="Cambria Math" w:hAnsi="Cambria Math" w:cs="Cambria Math"/>
-          <w:b/>
-          <w:sz w:val="14"/>
-          <w:szCs w:val="14"/>
-          <w:shd w:val="clear" w:color="auto" w:fill="B7B7B7"/>
-        </w:rPr>
-        <w:t>‑</w:t>
-      </w:r>
-      <w:r>
-        <w:rPr>
-          <w:b/>
-          <w:sz w:val="14"/>
-          <w:szCs w:val="14"/>
-          <w:shd w:val="clear" w:color="auto" w:fill="B7B7B7"/>
-        </w:rPr>
-        <w:t>5 Mini) at [8/24/2025]</w:t>
-      </w:r>
-    </w:p>
-    <w:p>
-      <w:pPr>
-        <w:spacing w:before="240" w:after="240"/>
-        <w:rPr>
-          <w:rFonts w:ascii="Roboto Mono" w:eastAsia="Roboto Mono" w:hAnsi="Roboto Mono" w:cs="Roboto Mono"/>
-        </w:rPr>
-      </w:pPr>
-      <w:r>
-        <w:rPr>
-          <w:rFonts w:ascii="Roboto Mono" w:eastAsia="Roboto Mono" w:hAnsi="Roboto Mono" w:cs="Roboto Mono"/>
-        </w:rPr>
-        <w:t>Uses historical ratios between development and testing from similar projects.</w:t>
-      </w:r>
-    </w:p>
-    <w:p>
-      <w:pPr>
-        <w:spacing w:before="240" w:after="240"/>
-        <w:rPr>
-          <w:rFonts w:ascii="Roboto Mono" w:eastAsia="Roboto Mono" w:hAnsi="Roboto Mono" w:cs="Roboto Mono"/>
-        </w:rPr>
-      </w:pPr>
-      <w:r>
-        <w:rPr>
-          <w:rFonts w:ascii="Arial Unicode MS" w:eastAsia="Arial Unicode MS" w:hAnsi="Arial Unicode MS" w:cs="Arial Unicode MS"/>
-        </w:rPr>
-        <w:t xml:space="preserve">✅ </w:t>
-      </w:r>
-      <w:r>
-        <w:rPr>
-          <w:rFonts w:ascii="Roboto Mono" w:eastAsia="Roboto Mono" w:hAnsi="Roboto Mono" w:cs="Roboto Mono"/>
-          <w:b/>
-        </w:rPr>
-        <w:t>Example:</w:t>
-      </w:r>
-      <w:r>
-        <w:rPr>
-          <w:rFonts w:ascii="Roboto Mono" w:eastAsia="Roboto Mono" w:hAnsi="Roboto Mono" w:cs="Roboto Mono"/>
-          <w:b/>
         </w:rPr>
         <w:br/>
       </w:r>
@@ -2633,55 +2218,19 @@
         <w:rPr>
           <w:rFonts w:ascii="Nova Mono" w:eastAsia="Nova Mono" w:hAnsi="Nova Mono" w:cs="Nova Mono"/>
         </w:rPr>
-        <w:t xml:space="preserve"> Previous project ratio = 1:0.4 (</w:t>
-      </w:r>
-      <w:proofErr w:type="spellStart"/>
+        <w:t xml:space="preserve"> Previous project ratio = 1:0.4 (Dev:Test)</w:t>
+      </w:r>
       <w:r>
         <w:rPr>
           <w:rFonts w:ascii="Nova Mono" w:eastAsia="Nova Mono" w:hAnsi="Nova Mono" w:cs="Nova Mono"/>
         </w:rPr>
-        <w:t>Dev:Test</w:t>
-      </w:r>
-      <w:proofErr w:type="spellEnd"/>
-      <w:r>
-        <w:rPr>
-          <w:rFonts w:ascii="Nova Mono" w:eastAsia="Nova Mono" w:hAnsi="Nova Mono" w:cs="Nova Mono"/>
-        </w:rPr>
-        <w:t>)</w:t>
-      </w:r>
-      <w:r>
-        <w:rPr>
-          <w:rFonts w:ascii="Nova Mono" w:eastAsia="Nova Mono" w:hAnsi="Nova Mono" w:cs="Nova Mono"/>
-        </w:rPr>
         <w:br/>
-        <w:t xml:space="preserve"> If Dev = 1000 </w:t>
-      </w:r>
-      <w:proofErr w:type="spellStart"/>
-      <w:r>
-        <w:rPr>
-          <w:rFonts w:ascii="Nova Mono" w:eastAsia="Nova Mono" w:hAnsi="Nova Mono" w:cs="Nova Mono"/>
-        </w:rPr>
-        <w:t>hrs</w:t>
-      </w:r>
-      <w:proofErr w:type="spellEnd"/>
-      <w:r>
-        <w:rPr>
-          <w:rFonts w:ascii="Nova Mono" w:eastAsia="Nova Mono" w:hAnsi="Nova Mono" w:cs="Nova Mono"/>
-        </w:rPr>
-        <w:t xml:space="preserve"> → Testing = 400 </w:t>
-      </w:r>
-      <w:proofErr w:type="spellStart"/>
-      <w:r>
-        <w:rPr>
-          <w:rFonts w:ascii="Nova Mono" w:eastAsia="Nova Mono" w:hAnsi="Nova Mono" w:cs="Nova Mono"/>
-        </w:rPr>
-        <w:t>hrs</w:t>
-      </w:r>
-      <w:proofErr w:type="spellEnd"/>
-    </w:p>
-    <w:p>
-      <w:r>
-        <w:pict w14:anchorId="37CF8E41">
+        <w:t xml:space="preserve"> If Dev = 1000 hrs → Testing = 400 hrs</w:t>
+      </w:r>
+    </w:p>
+    <w:p>
+      <w:r>
+        <w:pict w14:anchorId="306CA8EF">
           <v:rect id="_x0000_i1033" style="width:0;height:1.5pt" o:hralign="center" o:hrstd="t" o:hr="t" fillcolor="#a0a0a0" stroked="f"/>
         </w:pict>
       </w:r>
@@ -2717,97 +2266,79 @@
       </w:pPr>
       <w:r>
         <w:rPr>
+          <w:rFonts w:ascii="Arial" w:eastAsia="Arial" w:hAnsi="Arial"/>
+          <w:sz w:val="18"/>
+          <w:highlight w:val="lightGray"/>
+          <w:shd w:val="clear" w:color="auto" w:fill="B7B7B7"/>
+        </w:rPr>
+        <w:t xml:space="preserve"># Source: Chatgot </w:t>
+      </w:r>
+      <w:r>
+        <w:rPr>
+          <w:rFonts w:ascii="Arial" w:eastAsia="Arial" w:hAnsi="Arial"/>
+          <w:sz w:val="18"/>
+          <w:szCs w:val="14"/>
+          <w:highlight w:val="lightGray"/>
+          <w:shd w:val="clear" w:color="auto" w:fill="B7B7B7"/>
+        </w:rPr>
+        <w:t>(GPT</w:t>
+      </w:r>
+      <w:r>
+        <w:rPr>
+          <w:rFonts w:ascii="Arial" w:eastAsia="Arial" w:hAnsi="Arial" w:cs="Cambria Math"/>
+          <w:sz w:val="18"/>
+          <w:szCs w:val="14"/>
+          <w:highlight w:val="lightGray"/>
+          <w:shd w:val="clear" w:color="auto" w:fill="B7B7B7"/>
+        </w:rPr>
+        <w:t>‑</w:t>
+      </w:r>
+      <w:r>
+        <w:rPr>
+          <w:rFonts w:ascii="Arial" w:eastAsia="Arial" w:hAnsi="Arial"/>
+          <w:sz w:val="18"/>
+          <w:szCs w:val="14"/>
+          <w:highlight w:val="lightGray"/>
+          <w:shd w:val="clear" w:color="auto" w:fill="B7B7B7"/>
+        </w:rPr>
+        <w:t>5 Mini) at [8/24/2025]</w:t>
+      </w:r>
+    </w:p>
+    <w:p>
+      <w:pPr>
+        <w:spacing w:before="240" w:after="240"/>
+        <w:rPr>
+          <w:rFonts w:ascii="Roboto Mono" w:eastAsia="Roboto Mono" w:hAnsi="Roboto Mono" w:cs="Roboto Mono"/>
+        </w:rPr>
+      </w:pPr>
+      <w:r>
+        <w:rPr>
+          <w:rFonts w:ascii="Roboto Mono" w:eastAsia="Roboto Mono" w:hAnsi="Roboto Mono" w:cs="Roboto Mono"/>
+        </w:rPr>
+        <w:t>Uses actual completed work to estimate remaining effort.</w:t>
+      </w:r>
+    </w:p>
+    <w:p>
+      <w:pPr>
+        <w:spacing w:before="240" w:after="240"/>
+      </w:pPr>
+      <w:r>
+        <w:rPr>
+          <w:rFonts w:ascii="Arial Unicode MS" w:eastAsia="Arial Unicode MS" w:hAnsi="Arial Unicode MS" w:cs="Arial Unicode MS"/>
+        </w:rPr>
+        <w:t xml:space="preserve">✅ </w:t>
+      </w:r>
+      <w:r>
+        <w:rPr>
+          <w:rFonts w:ascii="Roboto Mono" w:eastAsia="Roboto Mono" w:hAnsi="Roboto Mono" w:cs="Roboto Mono"/>
           <w:b/>
-          <w:shd w:val="clear" w:color="auto" w:fill="B7B7B7"/>
-        </w:rPr>
-        <w:t># Source</w:t>
-      </w:r>
-      <w:r>
-        <w:rPr>
-          <w:shd w:val="clear" w:color="auto" w:fill="B7B7B7"/>
-        </w:rPr>
-        <w:t xml:space="preserve">: </w:t>
-      </w:r>
-      <w:proofErr w:type="spellStart"/>
-      <w:r>
-        <w:rPr>
+        </w:rPr>
+        <w:t>Example:</w:t>
+      </w:r>
+      <w:r>
+        <w:rPr>
+          <w:rFonts w:ascii="Roboto Mono" w:eastAsia="Roboto Mono" w:hAnsi="Roboto Mono" w:cs="Roboto Mono"/>
           <w:b/>
-          <w:shd w:val="clear" w:color="auto" w:fill="B7B7B7"/>
-        </w:rPr>
-        <w:t>Chatgot</w:t>
-      </w:r>
-      <w:proofErr w:type="spellEnd"/>
-      <w:r>
-        <w:rPr>
-          <w:b/>
-          <w:shd w:val="clear" w:color="auto" w:fill="B7B7B7"/>
-        </w:rPr>
-        <w:t xml:space="preserve"> </w:t>
-      </w:r>
-      <w:r>
-        <w:rPr>
-          <w:b/>
-          <w:sz w:val="14"/>
-          <w:szCs w:val="14"/>
-          <w:shd w:val="clear" w:color="auto" w:fill="B7B7B7"/>
-        </w:rPr>
-        <w:t>(GPT</w:t>
-      </w:r>
-      <w:r>
-        <w:rPr>
-          <w:rFonts w:ascii="Cambria Math" w:hAnsi="Cambria Math" w:cs="Cambria Math"/>
-          <w:b/>
-          <w:sz w:val="14"/>
-          <w:szCs w:val="14"/>
-          <w:shd w:val="clear" w:color="auto" w:fill="B7B7B7"/>
-        </w:rPr>
-        <w:t>‑</w:t>
-      </w:r>
-      <w:r>
-        <w:rPr>
-          <w:b/>
-          <w:sz w:val="14"/>
-          <w:szCs w:val="14"/>
-          <w:shd w:val="clear" w:color="auto" w:fill="B7B7B7"/>
-        </w:rPr>
-        <w:t>5 Mini) at [8/24/2025]</w:t>
-      </w:r>
-    </w:p>
-    <w:p>
-      <w:pPr>
-        <w:spacing w:before="240" w:after="240"/>
-        <w:rPr>
-          <w:rFonts w:ascii="Roboto Mono" w:eastAsia="Roboto Mono" w:hAnsi="Roboto Mono" w:cs="Roboto Mono"/>
-        </w:rPr>
-      </w:pPr>
-      <w:r>
-        <w:rPr>
-          <w:rFonts w:ascii="Roboto Mono" w:eastAsia="Roboto Mono" w:hAnsi="Roboto Mono" w:cs="Roboto Mono"/>
-        </w:rPr>
-        <w:t>Uses actual completed work to estimate remaining effort.</w:t>
-      </w:r>
-    </w:p>
-    <w:p>
-      <w:pPr>
-        <w:spacing w:before="240" w:after="240"/>
-      </w:pPr>
-      <w:r>
-        <w:rPr>
-          <w:rFonts w:ascii="Arial Unicode MS" w:eastAsia="Arial Unicode MS" w:hAnsi="Arial Unicode MS" w:cs="Arial Unicode MS"/>
-        </w:rPr>
-        <w:t xml:space="preserve">✅ </w:t>
-      </w:r>
-      <w:r>
-        <w:rPr>
-          <w:rFonts w:ascii="Roboto Mono" w:eastAsia="Roboto Mono" w:hAnsi="Roboto Mono" w:cs="Roboto Mono"/>
-          <w:b/>
-        </w:rPr>
-        <w:t>Example:</w:t>
-      </w:r>
-      <w:r>
-        <w:rPr>
-          <w:rFonts w:ascii="Roboto Mono" w:eastAsia="Roboto Mono" w:hAnsi="Roboto Mono" w:cs="Roboto Mono"/>
-          <w:b/>
         </w:rPr>
         <w:br/>
       </w:r>
@@ -2815,21 +2346,7 @@
         <w:rPr>
           <w:rFonts w:ascii="Nova Mono" w:eastAsia="Nova Mono" w:hAnsi="Nova Mono" w:cs="Nova Mono"/>
         </w:rPr>
-        <w:t xml:space="preserve"> First 50 test cases = 80 </w:t>
-      </w:r>
-      <w:proofErr w:type="spellStart"/>
-      <w:r>
-        <w:rPr>
-          <w:rFonts w:ascii="Nova Mono" w:eastAsia="Nova Mono" w:hAnsi="Nova Mono" w:cs="Nova Mono"/>
-        </w:rPr>
-        <w:t>hrs</w:t>
-      </w:r>
-      <w:proofErr w:type="spellEnd"/>
-      <w:r>
-        <w:rPr>
-          <w:rFonts w:ascii="Nova Mono" w:eastAsia="Nova Mono" w:hAnsi="Nova Mono" w:cs="Nova Mono"/>
-        </w:rPr>
-        <w:t xml:space="preserve"> → For 200 cases →</w:t>
+        <w:t xml:space="preserve"> First 50 test cases = 80 hrs → For 200 cases →</w:t>
       </w:r>
       <w:r>
         <w:rPr>
@@ -2843,21 +2360,12 @@
           <w:rFonts w:ascii="Roboto Mono" w:eastAsia="Roboto Mono" w:hAnsi="Roboto Mono" w:cs="Roboto Mono"/>
           <w:b/>
         </w:rPr>
-        <w:t xml:space="preserve">320 </w:t>
-      </w:r>
-      <w:proofErr w:type="spellStart"/>
-      <w:r>
-        <w:rPr>
-          <w:rFonts w:ascii="Roboto Mono" w:eastAsia="Roboto Mono" w:hAnsi="Roboto Mono" w:cs="Roboto Mono"/>
-          <w:b/>
-        </w:rPr>
-        <w:t>hrs</w:t>
-      </w:r>
-      <w:proofErr w:type="spellEnd"/>
-    </w:p>
-    <w:p>
-      <w:r>
-        <w:pict w14:anchorId="30911E18">
+        <w:t>320 hrs</w:t>
+      </w:r>
+    </w:p>
+    <w:p>
+      <w:r>
+        <w:pict w14:anchorId="5399AA32">
           <v:rect id="_x0000_i1034" style="width:0;height:1.5pt" o:hralign="center" o:hrstd="t" o:hr="t" fillcolor="#a0a0a0" stroked="f"/>
         </w:pict>
       </w:r>
@@ -2880,57 +2388,39 @@
       </w:pPr>
       <w:r>
         <w:rPr>
-          <w:b/>
+          <w:rFonts w:ascii="Arial" w:eastAsia="Arial" w:hAnsi="Arial"/>
+          <w:sz w:val="18"/>
+          <w:highlight w:val="lightGray"/>
           <w:shd w:val="clear" w:color="auto" w:fill="B7B7B7"/>
         </w:rPr>
-        <w:t># Source</w:t>
-      </w:r>
-      <w:r>
-        <w:rPr>
+        <w:t xml:space="preserve"># Source: Chatgot </w:t>
+      </w:r>
+      <w:r>
+        <w:rPr>
+          <w:rFonts w:ascii="Arial" w:eastAsia="Arial" w:hAnsi="Arial"/>
+          <w:sz w:val="18"/>
+          <w:szCs w:val="14"/>
+          <w:highlight w:val="lightGray"/>
           <w:shd w:val="clear" w:color="auto" w:fill="B7B7B7"/>
         </w:rPr>
-        <w:t xml:space="preserve">: </w:t>
-      </w:r>
-      <w:proofErr w:type="spellStart"/>
-      <w:r>
-        <w:rPr>
-          <w:b/>
+        <w:t>(GPT</w:t>
+      </w:r>
+      <w:r>
+        <w:rPr>
+          <w:rFonts w:ascii="Arial" w:eastAsia="Arial" w:hAnsi="Arial" w:cs="Cambria Math"/>
+          <w:sz w:val="18"/>
+          <w:szCs w:val="14"/>
+          <w:highlight w:val="lightGray"/>
           <w:shd w:val="clear" w:color="auto" w:fill="B7B7B7"/>
         </w:rPr>
-        <w:t>Chatgot</w:t>
-      </w:r>
-      <w:proofErr w:type="spellEnd"/>
-      <w:r>
-        <w:rPr>
-          <w:b/>
-          <w:shd w:val="clear" w:color="auto" w:fill="B7B7B7"/>
-        </w:rPr>
-        <w:t xml:space="preserve"> </w:t>
-      </w:r>
-      <w:r>
-        <w:rPr>
-          <w:b/>
-          <w:sz w:val="14"/>
+        <w:t>‑</w:t>
+      </w:r>
+      <w:r>
+        <w:rPr>
+          <w:rFonts w:ascii="Arial" w:eastAsia="Arial" w:hAnsi="Arial"/>
+          <w:sz w:val="18"/>
           <w:szCs w:val="14"/>
-          <w:shd w:val="clear" w:color="auto" w:fill="B7B7B7"/>
-        </w:rPr>
-        <w:t>(GPT</w:t>
-      </w:r>
-      <w:r>
-        <w:rPr>
-          <w:rFonts w:ascii="Cambria Math" w:hAnsi="Cambria Math" w:cs="Cambria Math"/>
-          <w:b/>
-          <w:sz w:val="14"/>
-          <w:szCs w:val="14"/>
-          <w:shd w:val="clear" w:color="auto" w:fill="B7B7B7"/>
-        </w:rPr>
-        <w:t>‑</w:t>
-      </w:r>
-      <w:r>
-        <w:rPr>
-          <w:b/>
-          <w:sz w:val="14"/>
-          <w:szCs w:val="14"/>
+          <w:highlight w:val="lightGray"/>
           <w:shd w:val="clear" w:color="auto" w:fill="B7B7B7"/>
         </w:rPr>
         <w:t>5 Mini) at [8/17/2025]</w:t>
@@ -2942,7 +2432,7 @@
           <w:ilvl w:val="0"/>
           <w:numId w:val="10"/>
         </w:numPr>
-        <w:spacing w:before="240" w:after="240"/>
+        <w:spacing w:before="240" w:after="240" w:line="276" w:lineRule="auto"/>
       </w:pPr>
       <w:r>
         <w:rPr>
@@ -2990,27 +2480,13 @@
           <w:ilvl w:val="0"/>
           <w:numId w:val="12"/>
         </w:numPr>
-        <w:spacing w:before="240" w:after="240"/>
+        <w:spacing w:before="240" w:after="240" w:line="276" w:lineRule="auto"/>
       </w:pPr>
       <w:r>
         <w:rPr>
           <w:rFonts w:ascii="Nova Mono" w:eastAsia="Nova Mono" w:hAnsi="Nova Mono" w:cs="Nova Mono"/>
         </w:rPr>
-        <w:t xml:space="preserve">If development = 1000 </w:t>
-      </w:r>
-      <w:proofErr w:type="spellStart"/>
-      <w:r>
-        <w:rPr>
-          <w:rFonts w:ascii="Nova Mono" w:eastAsia="Nova Mono" w:hAnsi="Nova Mono" w:cs="Nova Mono"/>
-        </w:rPr>
-        <w:t>hrs</w:t>
-      </w:r>
-      <w:proofErr w:type="spellEnd"/>
-      <w:r>
-        <w:rPr>
-          <w:rFonts w:ascii="Nova Mono" w:eastAsia="Nova Mono" w:hAnsi="Nova Mono" w:cs="Nova Mono"/>
-        </w:rPr>
-        <w:t xml:space="preserve">, testing = 30% → </w:t>
+        <w:t xml:space="preserve">If development = 1000 hrs, testing = 30% → </w:t>
       </w:r>
       <w:r>
         <w:rPr>
@@ -3055,7 +2531,6 @@
       <w:bookmarkStart w:id="12" w:name="_ob1xp18ccxfr" w:colFirst="0" w:colLast="0"/>
       <w:bookmarkEnd w:id="12"/>
       <w:r>
-        <w:lastRenderedPageBreak/>
         <w:t>Scenario Used for All Techniques</w:t>
       </w:r>
     </w:p>
@@ -3065,105 +2540,87 @@
       </w:pPr>
       <w:r>
         <w:rPr>
+          <w:rFonts w:ascii="Arial" w:eastAsia="Arial" w:hAnsi="Arial"/>
+          <w:sz w:val="18"/>
+          <w:highlight w:val="lightGray"/>
+          <w:shd w:val="clear" w:color="auto" w:fill="B7B7B7"/>
+        </w:rPr>
+        <w:t xml:space="preserve"># Source: Chatgot </w:t>
+      </w:r>
+      <w:r>
+        <w:rPr>
+          <w:rFonts w:ascii="Arial" w:eastAsia="Arial" w:hAnsi="Arial"/>
+          <w:sz w:val="18"/>
+          <w:szCs w:val="14"/>
+          <w:highlight w:val="lightGray"/>
+          <w:shd w:val="clear" w:color="auto" w:fill="B7B7B7"/>
+        </w:rPr>
+        <w:t>(GPT</w:t>
+      </w:r>
+      <w:r>
+        <w:rPr>
+          <w:rFonts w:ascii="Arial" w:eastAsia="Arial" w:hAnsi="Arial" w:cs="Cambria Math"/>
+          <w:sz w:val="18"/>
+          <w:szCs w:val="14"/>
+          <w:highlight w:val="lightGray"/>
+          <w:shd w:val="clear" w:color="auto" w:fill="B7B7B7"/>
+        </w:rPr>
+        <w:t>‑</w:t>
+      </w:r>
+      <w:r>
+        <w:rPr>
+          <w:rFonts w:ascii="Arial" w:eastAsia="Arial" w:hAnsi="Arial"/>
+          <w:sz w:val="18"/>
+          <w:szCs w:val="14"/>
+          <w:highlight w:val="lightGray"/>
+          <w:shd w:val="clear" w:color="auto" w:fill="B7B7B7"/>
+        </w:rPr>
+        <w:t>5 Mini) at [8/24/2025]</w:t>
+      </w:r>
+    </w:p>
+    <w:p>
+      <w:pPr>
+        <w:spacing w:before="240" w:after="240"/>
+        <w:rPr>
+          <w:rFonts w:ascii="Roboto Mono" w:eastAsia="Roboto Mono" w:hAnsi="Roboto Mono" w:cs="Roboto Mono"/>
+        </w:rPr>
+      </w:pPr>
+      <w:r>
+        <w:rPr>
+          <w:rFonts w:ascii="Roboto Mono" w:eastAsia="Roboto Mono" w:hAnsi="Roboto Mono" w:cs="Roboto Mono"/>
+        </w:rPr>
+        <w:t xml:space="preserve">🔥 Perfect! I’ll create a </w:t>
+      </w:r>
+      <w:r>
+        <w:rPr>
+          <w:rFonts w:ascii="Roboto Mono" w:eastAsia="Roboto Mono" w:hAnsi="Roboto Mono" w:cs="Roboto Mono"/>
           <w:b/>
-          <w:shd w:val="clear" w:color="auto" w:fill="B7B7B7"/>
-        </w:rPr>
-        <w:t># Source</w:t>
-      </w:r>
-      <w:r>
-        <w:rPr>
-          <w:shd w:val="clear" w:color="auto" w:fill="B7B7B7"/>
-        </w:rPr>
-        <w:t xml:space="preserve">: </w:t>
-      </w:r>
-      <w:proofErr w:type="spellStart"/>
-      <w:r>
-        <w:rPr>
+        </w:rPr>
+        <w:t>comprehensive side-by-side comparison table</w:t>
+      </w:r>
+      <w:r>
+        <w:rPr>
+          <w:rFonts w:ascii="Roboto Mono" w:eastAsia="Roboto Mono" w:hAnsi="Roboto Mono" w:cs="Roboto Mono"/>
+        </w:rPr>
+        <w:t xml:space="preserve"> where </w:t>
+      </w:r>
+      <w:r>
+        <w:rPr>
+          <w:rFonts w:ascii="Roboto Mono" w:eastAsia="Roboto Mono" w:hAnsi="Roboto Mono" w:cs="Roboto Mono"/>
           <w:b/>
-          <w:shd w:val="clear" w:color="auto" w:fill="B7B7B7"/>
-        </w:rPr>
-        <w:t>Chatgot</w:t>
-      </w:r>
-      <w:proofErr w:type="spellEnd"/>
-      <w:r>
-        <w:rPr>
+        </w:rPr>
+        <w:t>all 11 estimation techniques</w:t>
+      </w:r>
+      <w:r>
+        <w:rPr>
+          <w:rFonts w:ascii="Roboto Mono" w:eastAsia="Roboto Mono" w:hAnsi="Roboto Mono" w:cs="Roboto Mono"/>
+        </w:rPr>
+        <w:t xml:space="preserve"> are applied to the </w:t>
+      </w:r>
+      <w:r>
+        <w:rPr>
+          <w:rFonts w:ascii="Roboto Mono" w:eastAsia="Roboto Mono" w:hAnsi="Roboto Mono" w:cs="Roboto Mono"/>
           <w:b/>
-          <w:shd w:val="clear" w:color="auto" w:fill="B7B7B7"/>
-        </w:rPr>
-        <w:t xml:space="preserve"> </w:t>
-      </w:r>
-      <w:r>
-        <w:rPr>
-          <w:b/>
-          <w:sz w:val="14"/>
-          <w:szCs w:val="14"/>
-          <w:shd w:val="clear" w:color="auto" w:fill="B7B7B7"/>
-        </w:rPr>
-        <w:t>(GPT</w:t>
-      </w:r>
-      <w:r>
-        <w:rPr>
-          <w:rFonts w:ascii="Cambria Math" w:hAnsi="Cambria Math" w:cs="Cambria Math"/>
-          <w:b/>
-          <w:sz w:val="14"/>
-          <w:szCs w:val="14"/>
-          <w:shd w:val="clear" w:color="auto" w:fill="B7B7B7"/>
-        </w:rPr>
-        <w:t>‑</w:t>
-      </w:r>
-      <w:r>
-        <w:rPr>
-          <w:b/>
-          <w:sz w:val="14"/>
-          <w:szCs w:val="14"/>
-          <w:shd w:val="clear" w:color="auto" w:fill="B7B7B7"/>
-        </w:rPr>
-        <w:t>5 Mini) at [8/24/2025]</w:t>
-      </w:r>
-    </w:p>
-    <w:p>
-      <w:pPr>
-        <w:spacing w:before="240" w:after="240"/>
-        <w:rPr>
-          <w:rFonts w:ascii="Roboto Mono" w:eastAsia="Roboto Mono" w:hAnsi="Roboto Mono" w:cs="Roboto Mono"/>
-        </w:rPr>
-      </w:pPr>
-      <w:r>
-        <w:rPr>
-          <w:rFonts w:ascii="Roboto Mono" w:eastAsia="Roboto Mono" w:hAnsi="Roboto Mono" w:cs="Roboto Mono"/>
-        </w:rPr>
-        <w:t xml:space="preserve">🔥 Perfect! I’ll create a </w:t>
-      </w:r>
-      <w:r>
-        <w:rPr>
-          <w:rFonts w:ascii="Roboto Mono" w:eastAsia="Roboto Mono" w:hAnsi="Roboto Mono" w:cs="Roboto Mono"/>
-          <w:b/>
-        </w:rPr>
-        <w:t>comprehensive side-by-side comparison table</w:t>
-      </w:r>
-      <w:r>
-        <w:rPr>
-          <w:rFonts w:ascii="Roboto Mono" w:eastAsia="Roboto Mono" w:hAnsi="Roboto Mono" w:cs="Roboto Mono"/>
-        </w:rPr>
-        <w:t xml:space="preserve"> where </w:t>
-      </w:r>
-      <w:r>
-        <w:rPr>
-          <w:rFonts w:ascii="Roboto Mono" w:eastAsia="Roboto Mono" w:hAnsi="Roboto Mono" w:cs="Roboto Mono"/>
-          <w:b/>
-        </w:rPr>
-        <w:t>all 11 estimation techniques</w:t>
-      </w:r>
-      <w:r>
-        <w:rPr>
-          <w:rFonts w:ascii="Roboto Mono" w:eastAsia="Roboto Mono" w:hAnsi="Roboto Mono" w:cs="Roboto Mono"/>
-        </w:rPr>
-        <w:t xml:space="preserve"> are applied to the </w:t>
-      </w:r>
-      <w:r>
-        <w:rPr>
-          <w:rFonts w:ascii="Roboto Mono" w:eastAsia="Roboto Mono" w:hAnsi="Roboto Mono" w:cs="Roboto Mono"/>
-          <w:b/>
         </w:rPr>
         <w:t>same project scenario</w:t>
       </w:r>
@@ -3176,7 +2633,7 @@
     </w:p>
     <w:p>
       <w:r>
-        <w:pict w14:anchorId="4A3C4753">
+        <w:pict w14:anchorId="4923240B">
           <v:rect id="_x0000_i1035" style="width:0;height:1.5pt" o:hralign="center" o:hrstd="t" o:hr="t" fillcolor="#a0a0a0" stroked="f"/>
         </w:pict>
       </w:r>
@@ -3213,57 +2670,39 @@
       </w:pPr>
       <w:r>
         <w:rPr>
-          <w:b/>
+          <w:rFonts w:ascii="Arial" w:eastAsia="Arial" w:hAnsi="Arial"/>
+          <w:sz w:val="18"/>
+          <w:highlight w:val="lightGray"/>
           <w:shd w:val="clear" w:color="auto" w:fill="B7B7B7"/>
         </w:rPr>
-        <w:t># Source</w:t>
-      </w:r>
-      <w:r>
-        <w:rPr>
+        <w:t xml:space="preserve"># Source: Chatgot </w:t>
+      </w:r>
+      <w:r>
+        <w:rPr>
+          <w:rFonts w:ascii="Arial" w:eastAsia="Arial" w:hAnsi="Arial"/>
+          <w:sz w:val="18"/>
+          <w:szCs w:val="14"/>
+          <w:highlight w:val="lightGray"/>
           <w:shd w:val="clear" w:color="auto" w:fill="B7B7B7"/>
         </w:rPr>
-        <w:t xml:space="preserve">: </w:t>
-      </w:r>
-      <w:proofErr w:type="spellStart"/>
-      <w:r>
-        <w:rPr>
-          <w:b/>
+        <w:t>(GPT</w:t>
+      </w:r>
+      <w:r>
+        <w:rPr>
+          <w:rFonts w:ascii="Arial" w:eastAsia="Arial" w:hAnsi="Arial" w:cs="Cambria Math"/>
+          <w:sz w:val="18"/>
+          <w:szCs w:val="14"/>
+          <w:highlight w:val="lightGray"/>
           <w:shd w:val="clear" w:color="auto" w:fill="B7B7B7"/>
         </w:rPr>
-        <w:t>Chatgot</w:t>
-      </w:r>
-      <w:proofErr w:type="spellEnd"/>
-      <w:r>
-        <w:rPr>
-          <w:b/>
-          <w:shd w:val="clear" w:color="auto" w:fill="B7B7B7"/>
-        </w:rPr>
-        <w:t xml:space="preserve"> </w:t>
-      </w:r>
-      <w:r>
-        <w:rPr>
-          <w:b/>
-          <w:sz w:val="14"/>
+        <w:t>‑</w:t>
+      </w:r>
+      <w:r>
+        <w:rPr>
+          <w:rFonts w:ascii="Arial" w:eastAsia="Arial" w:hAnsi="Arial"/>
+          <w:sz w:val="18"/>
           <w:szCs w:val="14"/>
-          <w:shd w:val="clear" w:color="auto" w:fill="B7B7B7"/>
-        </w:rPr>
-        <w:t>(GPT</w:t>
-      </w:r>
-      <w:r>
-        <w:rPr>
-          <w:rFonts w:ascii="Cambria Math" w:hAnsi="Cambria Math" w:cs="Cambria Math"/>
-          <w:b/>
-          <w:sz w:val="14"/>
-          <w:szCs w:val="14"/>
-          <w:shd w:val="clear" w:color="auto" w:fill="B7B7B7"/>
-        </w:rPr>
-        <w:t>‑</w:t>
-      </w:r>
-      <w:r>
-        <w:rPr>
-          <w:b/>
-          <w:sz w:val="14"/>
-          <w:szCs w:val="14"/>
+          <w:highlight w:val="lightGray"/>
           <w:shd w:val="clear" w:color="auto" w:fill="B7B7B7"/>
         </w:rPr>
         <w:t>5 Mini) at [8/24/2025]</w:t>
@@ -3275,7 +2714,7 @@
           <w:ilvl w:val="0"/>
           <w:numId w:val="3"/>
         </w:numPr>
-        <w:spacing w:before="240"/>
+        <w:spacing w:before="240" w:after="0" w:line="276" w:lineRule="auto"/>
       </w:pPr>
       <w:r>
         <w:rPr>
@@ -3304,6 +2743,7 @@
           <w:ilvl w:val="0"/>
           <w:numId w:val="3"/>
         </w:numPr>
+        <w:spacing w:after="0" w:line="276" w:lineRule="auto"/>
       </w:pPr>
       <w:r>
         <w:rPr>
@@ -3316,17 +2756,8 @@
           <w:rFonts w:ascii="Roboto Mono" w:eastAsia="Roboto Mono" w:hAnsi="Roboto Mono" w:cs="Roboto Mono"/>
           <w:b/>
         </w:rPr>
-        <w:t xml:space="preserve">1,000 </w:t>
-      </w:r>
-      <w:proofErr w:type="spellStart"/>
-      <w:r>
-        <w:rPr>
-          <w:rFonts w:ascii="Roboto Mono" w:eastAsia="Roboto Mono" w:hAnsi="Roboto Mono" w:cs="Roboto Mono"/>
-          <w:b/>
-        </w:rPr>
-        <w:t>hrs</w:t>
-      </w:r>
-      <w:proofErr w:type="spellEnd"/>
+        <w:t>1,000 hrs</w:t>
+      </w:r>
       <w:r>
         <w:rPr>
           <w:rFonts w:ascii="Roboto Mono" w:eastAsia="Roboto Mono" w:hAnsi="Roboto Mono" w:cs="Roboto Mono"/>
@@ -3341,6 +2772,7 @@
           <w:ilvl w:val="0"/>
           <w:numId w:val="3"/>
         </w:numPr>
+        <w:spacing w:after="0" w:line="276" w:lineRule="auto"/>
       </w:pPr>
       <w:r>
         <w:rPr>
@@ -3408,6 +2840,7 @@
           <w:ilvl w:val="0"/>
           <w:numId w:val="3"/>
         </w:numPr>
+        <w:spacing w:after="0" w:line="276" w:lineRule="auto"/>
         <w:rPr>
           <w:rFonts w:ascii="Roboto Mono" w:eastAsia="Roboto Mono" w:hAnsi="Roboto Mono" w:cs="Roboto Mono"/>
         </w:rPr>
@@ -3431,6 +2864,7 @@
           <w:ilvl w:val="1"/>
           <w:numId w:val="3"/>
         </w:numPr>
+        <w:spacing w:after="0" w:line="276" w:lineRule="auto"/>
         <w:rPr>
           <w:rFonts w:ascii="Roboto Mono" w:eastAsia="Roboto Mono" w:hAnsi="Roboto Mono" w:cs="Roboto Mono"/>
         </w:rPr>
@@ -3454,6 +2888,7 @@
           <w:ilvl w:val="1"/>
           <w:numId w:val="3"/>
         </w:numPr>
+        <w:spacing w:after="0" w:line="276" w:lineRule="auto"/>
         <w:rPr>
           <w:rFonts w:ascii="Roboto Mono" w:eastAsia="Roboto Mono" w:hAnsi="Roboto Mono" w:cs="Roboto Mono"/>
         </w:rPr>
@@ -3477,6 +2912,7 @@
           <w:ilvl w:val="1"/>
           <w:numId w:val="3"/>
         </w:numPr>
+        <w:spacing w:after="0" w:line="276" w:lineRule="auto"/>
         <w:rPr>
           <w:rFonts w:ascii="Roboto Mono" w:eastAsia="Roboto Mono" w:hAnsi="Roboto Mono" w:cs="Roboto Mono"/>
         </w:rPr>
@@ -3500,6 +2936,7 @@
           <w:ilvl w:val="1"/>
           <w:numId w:val="3"/>
         </w:numPr>
+        <w:spacing w:after="0" w:line="276" w:lineRule="auto"/>
         <w:rPr>
           <w:rFonts w:ascii="Roboto Mono" w:eastAsia="Roboto Mono" w:hAnsi="Roboto Mono" w:cs="Roboto Mono"/>
         </w:rPr>
@@ -3523,6 +2960,7 @@
           <w:ilvl w:val="0"/>
           <w:numId w:val="3"/>
         </w:numPr>
+        <w:spacing w:after="0" w:line="276" w:lineRule="auto"/>
       </w:pPr>
       <w:r>
         <w:rPr>
@@ -3551,6 +2989,7 @@
           <w:ilvl w:val="0"/>
           <w:numId w:val="3"/>
         </w:numPr>
+        <w:spacing w:after="0" w:line="276" w:lineRule="auto"/>
       </w:pPr>
       <w:r>
         <w:rPr>
@@ -3579,6 +3018,7 @@
           <w:ilvl w:val="0"/>
           <w:numId w:val="3"/>
         </w:numPr>
+        <w:spacing w:after="0" w:line="276" w:lineRule="auto"/>
       </w:pPr>
       <w:r>
         <w:rPr>
@@ -3591,23 +3031,7 @@
           <w:rFonts w:ascii="Roboto Mono" w:eastAsia="Roboto Mono" w:hAnsi="Roboto Mono" w:cs="Roboto Mono"/>
           <w:b/>
         </w:rPr>
-        <w:t xml:space="preserve">20 </w:t>
-      </w:r>
-      <w:proofErr w:type="spellStart"/>
-      <w:r>
-        <w:rPr>
-          <w:rFonts w:ascii="Roboto Mono" w:eastAsia="Roboto Mono" w:hAnsi="Roboto Mono" w:cs="Roboto Mono"/>
-          <w:b/>
-        </w:rPr>
-        <w:t>hrs</w:t>
-      </w:r>
-      <w:proofErr w:type="spellEnd"/>
-      <w:r>
-        <w:rPr>
-          <w:rFonts w:ascii="Roboto Mono" w:eastAsia="Roboto Mono" w:hAnsi="Roboto Mono" w:cs="Roboto Mono"/>
-          <w:b/>
-        </w:rPr>
-        <w:t xml:space="preserve"> per Use Case Point</w:t>
+        <w:t>20 hrs per Use Case Point</w:t>
       </w:r>
       <w:r>
         <w:rPr>
@@ -3623,6 +3047,7 @@
           <w:ilvl w:val="0"/>
           <w:numId w:val="3"/>
         </w:numPr>
+        <w:spacing w:after="0" w:line="276" w:lineRule="auto"/>
       </w:pPr>
       <w:r>
         <w:rPr>
@@ -3651,7 +3076,7 @@
           <w:ilvl w:val="0"/>
           <w:numId w:val="3"/>
         </w:numPr>
-        <w:spacing w:after="240"/>
+        <w:spacing w:after="240" w:line="276" w:lineRule="auto"/>
       </w:pPr>
       <w:r>
         <w:rPr>
@@ -3676,8 +3101,7 @@
     </w:p>
     <w:p>
       <w:r>
-        <w:lastRenderedPageBreak/>
-        <w:pict w14:anchorId="0589155F">
+        <w:pict w14:anchorId="642A98B4">
           <v:rect id="_x0000_i1036" style="width:0;height:1.5pt" o:hralign="center" o:hrstd="t" o:hr="t" fillcolor="#a0a0a0" stroked="f"/>
         </w:pict>
       </w:r>
@@ -3714,59 +3138,41 @@
       </w:pPr>
       <w:r>
         <w:rPr>
-          <w:b/>
+          <w:rFonts w:ascii="Arial" w:eastAsia="Arial" w:hAnsi="Arial"/>
+          <w:sz w:val="18"/>
+          <w:highlight w:val="lightGray"/>
           <w:shd w:val="clear" w:color="auto" w:fill="B7B7B7"/>
         </w:rPr>
-        <w:t># Source</w:t>
-      </w:r>
-      <w:r>
-        <w:rPr>
+        <w:t xml:space="preserve"># Source: Chatgot </w:t>
+      </w:r>
+      <w:r>
+        <w:rPr>
+          <w:rFonts w:ascii="Arial" w:eastAsia="Arial" w:hAnsi="Arial"/>
+          <w:sz w:val="18"/>
+          <w:szCs w:val="14"/>
+          <w:highlight w:val="lightGray"/>
           <w:shd w:val="clear" w:color="auto" w:fill="B7B7B7"/>
         </w:rPr>
-        <w:t xml:space="preserve">: </w:t>
-      </w:r>
-      <w:proofErr w:type="spellStart"/>
-      <w:r>
-        <w:rPr>
-          <w:b/>
+        <w:t>(GPT</w:t>
+      </w:r>
+      <w:r>
+        <w:rPr>
+          <w:rFonts w:ascii="Arial" w:eastAsia="Arial" w:hAnsi="Arial" w:cs="Cambria Math"/>
+          <w:sz w:val="18"/>
+          <w:szCs w:val="14"/>
+          <w:highlight w:val="lightGray"/>
           <w:shd w:val="clear" w:color="auto" w:fill="B7B7B7"/>
         </w:rPr>
-        <w:t>Chatgot</w:t>
-      </w:r>
-      <w:proofErr w:type="spellEnd"/>
-      <w:r>
-        <w:rPr>
-          <w:b/>
+        <w:t>‑</w:t>
+      </w:r>
+      <w:r>
+        <w:rPr>
+          <w:rFonts w:ascii="Arial" w:eastAsia="Arial" w:hAnsi="Arial"/>
+          <w:sz w:val="18"/>
+          <w:szCs w:val="14"/>
+          <w:highlight w:val="lightGray"/>
           <w:shd w:val="clear" w:color="auto" w:fill="B7B7B7"/>
         </w:rPr>
-        <w:t xml:space="preserve"> </w:t>
-      </w:r>
-      <w:r>
-        <w:rPr>
-          <w:b/>
-          <w:sz w:val="14"/>
-          <w:szCs w:val="14"/>
-          <w:shd w:val="clear" w:color="auto" w:fill="B7B7B7"/>
-        </w:rPr>
-        <w:t>(GPT</w:t>
-      </w:r>
-      <w:r>
-        <w:rPr>
-          <w:rFonts w:ascii="Cambria Math" w:hAnsi="Cambria Math" w:cs="Cambria Math"/>
-          <w:b/>
-          <w:sz w:val="14"/>
-          <w:szCs w:val="14"/>
-          <w:shd w:val="clear" w:color="auto" w:fill="B7B7B7"/>
-        </w:rPr>
-        <w:t>‑</w:t>
-      </w:r>
-      <w:r>
-        <w:rPr>
-          <w:b/>
-          <w:sz w:val="14"/>
-          <w:szCs w:val="14"/>
-          <w:shd w:val="clear" w:color="auto" w:fill="B7B7B7"/>
-        </w:rPr>
         <w:t>5 Mini) at [8/24/2025]</w:t>
       </w:r>
     </w:p>
@@ -3776,7 +3182,7 @@
           <w:noProof/>
         </w:rPr>
         <w:drawing>
-          <wp:inline distT="114300" distB="114300" distL="114300" distR="114300" wp14:anchorId="61024BCC" wp14:editId="3022A854">
+          <wp:inline distT="114300" distB="114300" distL="114300" distR="114300" wp14:anchorId="262930E9" wp14:editId="1546128B">
             <wp:extent cx="5943600" cy="4546600"/>
             <wp:effectExtent l="0" t="0" r="0" b="0"/>
             <wp:docPr id="3" name="image3.png"/>
@@ -4023,243 +3429,7 @@
               <w:rPr>
                 <w:rFonts w:ascii="Roboto Mono" w:eastAsia="Roboto Mono" w:hAnsi="Roboto Mono" w:cs="Roboto Mono"/>
               </w:rPr>
-              <w:t xml:space="preserve">80 </w:t>
-            </w:r>
-            <w:proofErr w:type="spellStart"/>
-            <w:r>
-              <w:rPr>
-                <w:rFonts w:ascii="Roboto Mono" w:eastAsia="Roboto Mono" w:hAnsi="Roboto Mono" w:cs="Roboto Mono"/>
-              </w:rPr>
-              <w:t>hrs</w:t>
-            </w:r>
-            <w:proofErr w:type="spellEnd"/>
-          </w:p>
-        </w:tc>
-      </w:tr>
-      <w:tr>
-        <w:trPr>
-          <w:trHeight w:val="500"/>
-        </w:trPr>
-        <w:tc>
-          <w:tcPr>
-            <w:tcW w:w="2248" w:type="dxa"/>
-            <w:tcBorders>
-              <w:top w:val="nil"/>
-              <w:left w:val="nil"/>
-              <w:bottom w:val="nil"/>
-              <w:right w:val="nil"/>
-            </w:tcBorders>
-            <w:tcMar>
-              <w:top w:w="100" w:type="dxa"/>
-              <w:left w:w="100" w:type="dxa"/>
-              <w:bottom w:w="100" w:type="dxa"/>
-              <w:right w:w="100" w:type="dxa"/>
-            </w:tcMar>
-          </w:tcPr>
-          <w:p>
-            <w:pPr>
-              <w:rPr>
-                <w:rFonts w:ascii="Roboto Mono" w:eastAsia="Roboto Mono" w:hAnsi="Roboto Mono" w:cs="Roboto Mono"/>
-              </w:rPr>
-            </w:pPr>
-            <w:r>
-              <w:rPr>
-                <w:rFonts w:ascii="Roboto Mono" w:eastAsia="Roboto Mono" w:hAnsi="Roboto Mono" w:cs="Roboto Mono"/>
-                <w:b/>
-              </w:rPr>
-              <w:t>2. Expert Judgment</w:t>
-            </w:r>
-          </w:p>
-        </w:tc>
-        <w:tc>
-          <w:tcPr>
-            <w:tcW w:w="3451" w:type="dxa"/>
-            <w:tcBorders>
-              <w:top w:val="nil"/>
-              <w:left w:val="nil"/>
-              <w:bottom w:val="nil"/>
-              <w:right w:val="nil"/>
-            </w:tcBorders>
-            <w:tcMar>
-              <w:top w:w="100" w:type="dxa"/>
-              <w:left w:w="100" w:type="dxa"/>
-              <w:bottom w:w="100" w:type="dxa"/>
-              <w:right w:w="100" w:type="dxa"/>
-            </w:tcMar>
-          </w:tcPr>
-          <w:p>
-            <w:pPr>
-              <w:rPr>
-                <w:rFonts w:ascii="Roboto Mono" w:eastAsia="Roboto Mono" w:hAnsi="Roboto Mono" w:cs="Roboto Mono"/>
-              </w:rPr>
-            </w:pPr>
-            <w:r>
-              <w:rPr>
-                <w:rFonts w:ascii="Roboto Mono" w:eastAsia="Roboto Mono" w:hAnsi="Roboto Mono" w:cs="Roboto Mono"/>
-              </w:rPr>
-              <w:t>Based on similar past projects</w:t>
-            </w:r>
-          </w:p>
-        </w:tc>
-        <w:tc>
-          <w:tcPr>
-            <w:tcW w:w="3659" w:type="dxa"/>
-            <w:tcBorders>
-              <w:top w:val="nil"/>
-              <w:left w:val="nil"/>
-              <w:bottom w:val="nil"/>
-              <w:right w:val="nil"/>
-            </w:tcBorders>
-            <w:tcMar>
-              <w:top w:w="100" w:type="dxa"/>
-              <w:left w:w="100" w:type="dxa"/>
-              <w:bottom w:w="100" w:type="dxa"/>
-              <w:right w:w="100" w:type="dxa"/>
-            </w:tcMar>
-          </w:tcPr>
-          <w:p>
-            <w:pPr>
-              <w:rPr>
-                <w:rFonts w:ascii="Roboto Mono" w:eastAsia="Roboto Mono" w:hAnsi="Roboto Mono" w:cs="Roboto Mono"/>
-              </w:rPr>
-            </w:pPr>
-            <w:r>
-              <w:rPr>
-                <w:rFonts w:ascii="Roboto Mono" w:eastAsia="Roboto Mono" w:hAnsi="Roboto Mono" w:cs="Roboto Mono"/>
-              </w:rPr>
-              <w:t xml:space="preserve">220 </w:t>
-            </w:r>
-            <w:proofErr w:type="spellStart"/>
-            <w:r>
-              <w:rPr>
-                <w:rFonts w:ascii="Roboto Mono" w:eastAsia="Roboto Mono" w:hAnsi="Roboto Mono" w:cs="Roboto Mono"/>
-              </w:rPr>
-              <w:t>hrs</w:t>
-            </w:r>
-            <w:proofErr w:type="spellEnd"/>
-          </w:p>
-        </w:tc>
-      </w:tr>
-      <w:tr>
-        <w:trPr>
-          <w:trHeight w:val="785"/>
-        </w:trPr>
-        <w:tc>
-          <w:tcPr>
-            <w:tcW w:w="2248" w:type="dxa"/>
-            <w:tcBorders>
-              <w:top w:val="nil"/>
-              <w:left w:val="nil"/>
-              <w:bottom w:val="nil"/>
-              <w:right w:val="nil"/>
-            </w:tcBorders>
-            <w:tcMar>
-              <w:top w:w="100" w:type="dxa"/>
-              <w:left w:w="100" w:type="dxa"/>
-              <w:bottom w:w="100" w:type="dxa"/>
-              <w:right w:w="100" w:type="dxa"/>
-            </w:tcMar>
-          </w:tcPr>
-          <w:p>
-            <w:pPr>
-              <w:rPr>
-                <w:rFonts w:ascii="Roboto Mono" w:eastAsia="Roboto Mono" w:hAnsi="Roboto Mono" w:cs="Roboto Mono"/>
-              </w:rPr>
-            </w:pPr>
-            <w:r>
-              <w:rPr>
-                <w:rFonts w:ascii="Roboto Mono" w:eastAsia="Roboto Mono" w:hAnsi="Roboto Mono" w:cs="Roboto Mono"/>
-                <w:b/>
-              </w:rPr>
-              <w:t>3. PERT (Three-Point)</w:t>
-            </w:r>
-          </w:p>
-        </w:tc>
-        <w:tc>
-          <w:tcPr>
-            <w:tcW w:w="3451" w:type="dxa"/>
-            <w:tcBorders>
-              <w:top w:val="nil"/>
-              <w:left w:val="nil"/>
-              <w:bottom w:val="nil"/>
-              <w:right w:val="nil"/>
-            </w:tcBorders>
-            <w:tcMar>
-              <w:top w:w="100" w:type="dxa"/>
-              <w:left w:w="100" w:type="dxa"/>
-              <w:bottom w:w="100" w:type="dxa"/>
-              <w:right w:w="100" w:type="dxa"/>
-            </w:tcMar>
-          </w:tcPr>
-          <w:p>
-            <w:pPr>
-              <w:rPr>
-                <w:rFonts w:ascii="Roboto Mono" w:eastAsia="Roboto Mono" w:hAnsi="Roboto Mono" w:cs="Roboto Mono"/>
-              </w:rPr>
-            </w:pPr>
-            <w:r>
-              <w:rPr>
-                <w:rFonts w:ascii="Nova Mono" w:eastAsia="Nova Mono" w:hAnsi="Nova Mono" w:cs="Nova Mono"/>
-              </w:rPr>
-              <w:t>(O + 4M + P) / 6 → O=10, M=15, P=30</w:t>
-            </w:r>
-          </w:p>
-        </w:tc>
-        <w:tc>
-          <w:tcPr>
-            <w:tcW w:w="3659" w:type="dxa"/>
-            <w:tcBorders>
-              <w:top w:val="nil"/>
-              <w:left w:val="nil"/>
-              <w:bottom w:val="nil"/>
-              <w:right w:val="nil"/>
-            </w:tcBorders>
-            <w:tcMar>
-              <w:top w:w="100" w:type="dxa"/>
-              <w:left w:w="100" w:type="dxa"/>
-              <w:bottom w:w="100" w:type="dxa"/>
-              <w:right w:w="100" w:type="dxa"/>
-            </w:tcMar>
-          </w:tcPr>
-          <w:p>
-            <w:pPr>
-              <w:rPr>
-                <w:rFonts w:ascii="Roboto Mono" w:eastAsia="Roboto Mono" w:hAnsi="Roboto Mono" w:cs="Roboto Mono"/>
-              </w:rPr>
-            </w:pPr>
-            <w:r>
-              <w:rPr>
-                <w:rFonts w:ascii="Nova Mono" w:eastAsia="Nova Mono" w:hAnsi="Nova Mono" w:cs="Nova Mono"/>
-              </w:rPr>
-              <w:t xml:space="preserve">16.7 </w:t>
-            </w:r>
-            <w:proofErr w:type="spellStart"/>
-            <w:r>
-              <w:rPr>
-                <w:rFonts w:ascii="Nova Mono" w:eastAsia="Nova Mono" w:hAnsi="Nova Mono" w:cs="Nova Mono"/>
-              </w:rPr>
-              <w:t>hrs</w:t>
-            </w:r>
-            <w:proofErr w:type="spellEnd"/>
-            <w:r>
-              <w:rPr>
-                <w:rFonts w:ascii="Nova Mono" w:eastAsia="Nova Mono" w:hAnsi="Nova Mono" w:cs="Nova Mono"/>
-              </w:rPr>
-              <w:t xml:space="preserve"> per task → ~200 </w:t>
-            </w:r>
-            <w:proofErr w:type="spellStart"/>
-            <w:r>
-              <w:rPr>
-                <w:rFonts w:ascii="Nova Mono" w:eastAsia="Nova Mono" w:hAnsi="Nova Mono" w:cs="Nova Mono"/>
-              </w:rPr>
-              <w:t>hrs</w:t>
-            </w:r>
-            <w:proofErr w:type="spellEnd"/>
-            <w:r>
-              <w:rPr>
-                <w:rFonts w:ascii="Nova Mono" w:eastAsia="Nova Mono" w:hAnsi="Nova Mono" w:cs="Nova Mono"/>
-              </w:rPr>
-              <w:t xml:space="preserve"> total</w:t>
+              <w:t>80 hrs</w:t>
             </w:r>
           </w:p>
         </w:tc>
@@ -4295,8 +3465,7 @@
                 <w:rFonts w:ascii="Roboto Mono" w:eastAsia="Roboto Mono" w:hAnsi="Roboto Mono" w:cs="Roboto Mono"/>
                 <w:b/>
               </w:rPr>
-              <w:lastRenderedPageBreak/>
-              <w:t>4. Function Point</w:t>
+              <w:t>2. Expert Judgment</w:t>
             </w:r>
           </w:p>
         </w:tc>
@@ -4326,21 +3495,7 @@
               <w:rPr>
                 <w:rFonts w:ascii="Roboto Mono" w:eastAsia="Roboto Mono" w:hAnsi="Roboto Mono" w:cs="Roboto Mono"/>
               </w:rPr>
-              <w:t xml:space="preserve">FP × Productivity (3 </w:t>
-            </w:r>
-            <w:proofErr w:type="spellStart"/>
-            <w:r>
-              <w:rPr>
-                <w:rFonts w:ascii="Roboto Mono" w:eastAsia="Roboto Mono" w:hAnsi="Roboto Mono" w:cs="Roboto Mono"/>
-              </w:rPr>
-              <w:t>hrs</w:t>
-            </w:r>
-            <w:proofErr w:type="spellEnd"/>
-            <w:r>
-              <w:rPr>
-                <w:rFonts w:ascii="Roboto Mono" w:eastAsia="Roboto Mono" w:hAnsi="Roboto Mono" w:cs="Roboto Mono"/>
-              </w:rPr>
-              <w:t>/FP)</w:t>
+              <w:t>Based on similar past projects</w:t>
             </w:r>
           </w:p>
         </w:tc>
@@ -4370,16 +3525,104 @@
               <w:rPr>
                 <w:rFonts w:ascii="Roboto Mono" w:eastAsia="Roboto Mono" w:hAnsi="Roboto Mono" w:cs="Roboto Mono"/>
               </w:rPr>
-              <w:t xml:space="preserve">30 FP × 3 = 90 </w:t>
+              <w:t>220 hrs</w:t>
             </w:r>
-            <w:proofErr w:type="spellStart"/>
+          </w:p>
+        </w:tc>
+      </w:tr>
+      <w:tr>
+        <w:trPr>
+          <w:trHeight w:val="785"/>
+        </w:trPr>
+        <w:tc>
+          <w:tcPr>
+            <w:tcW w:w="2248" w:type="dxa"/>
+            <w:tcBorders>
+              <w:top w:val="nil"/>
+              <w:left w:val="nil"/>
+              <w:bottom w:val="nil"/>
+              <w:right w:val="nil"/>
+            </w:tcBorders>
+            <w:tcMar>
+              <w:top w:w="100" w:type="dxa"/>
+              <w:left w:w="100" w:type="dxa"/>
+              <w:bottom w:w="100" w:type="dxa"/>
+              <w:right w:w="100" w:type="dxa"/>
+            </w:tcMar>
+          </w:tcPr>
+          <w:p>
+            <w:pPr>
+              <w:rPr>
+                <w:rFonts w:ascii="Roboto Mono" w:eastAsia="Roboto Mono" w:hAnsi="Roboto Mono" w:cs="Roboto Mono"/>
+              </w:rPr>
+            </w:pPr>
             <w:r>
               <w:rPr>
                 <w:rFonts w:ascii="Roboto Mono" w:eastAsia="Roboto Mono" w:hAnsi="Roboto Mono" w:cs="Roboto Mono"/>
-              </w:rPr>
-              <w:t>hrs</w:t>
+                <w:b/>
+              </w:rPr>
+              <w:t>3. PERT (Three-Point)</w:t>
             </w:r>
-            <w:proofErr w:type="spellEnd"/>
+          </w:p>
+        </w:tc>
+        <w:tc>
+          <w:tcPr>
+            <w:tcW w:w="3451" w:type="dxa"/>
+            <w:tcBorders>
+              <w:top w:val="nil"/>
+              <w:left w:val="nil"/>
+              <w:bottom w:val="nil"/>
+              <w:right w:val="nil"/>
+            </w:tcBorders>
+            <w:tcMar>
+              <w:top w:w="100" w:type="dxa"/>
+              <w:left w:w="100" w:type="dxa"/>
+              <w:bottom w:w="100" w:type="dxa"/>
+              <w:right w:w="100" w:type="dxa"/>
+            </w:tcMar>
+          </w:tcPr>
+          <w:p>
+            <w:pPr>
+              <w:rPr>
+                <w:rFonts w:ascii="Roboto Mono" w:eastAsia="Roboto Mono" w:hAnsi="Roboto Mono" w:cs="Roboto Mono"/>
+              </w:rPr>
+            </w:pPr>
+            <w:r>
+              <w:rPr>
+                <w:rFonts w:ascii="Nova Mono" w:eastAsia="Nova Mono" w:hAnsi="Nova Mono" w:cs="Nova Mono"/>
+              </w:rPr>
+              <w:t>(O + 4M + P) / 6 → O=10, M=15, P=30</w:t>
+            </w:r>
+          </w:p>
+        </w:tc>
+        <w:tc>
+          <w:tcPr>
+            <w:tcW w:w="3659" w:type="dxa"/>
+            <w:tcBorders>
+              <w:top w:val="nil"/>
+              <w:left w:val="nil"/>
+              <w:bottom w:val="nil"/>
+              <w:right w:val="nil"/>
+            </w:tcBorders>
+            <w:tcMar>
+              <w:top w:w="100" w:type="dxa"/>
+              <w:left w:w="100" w:type="dxa"/>
+              <w:bottom w:w="100" w:type="dxa"/>
+              <w:right w:w="100" w:type="dxa"/>
+            </w:tcMar>
+          </w:tcPr>
+          <w:p>
+            <w:pPr>
+              <w:rPr>
+                <w:rFonts w:ascii="Roboto Mono" w:eastAsia="Roboto Mono" w:hAnsi="Roboto Mono" w:cs="Roboto Mono"/>
+              </w:rPr>
+            </w:pPr>
+            <w:r>
+              <w:rPr>
+                <w:rFonts w:ascii="Nova Mono" w:eastAsia="Nova Mono" w:hAnsi="Nova Mono" w:cs="Nova Mono"/>
+              </w:rPr>
+              <w:t>16.7 hrs per task → ~200 hrs total</w:t>
+            </w:r>
           </w:p>
         </w:tc>
       </w:tr>
@@ -4414,6 +3657,102 @@
                 <w:rFonts w:ascii="Roboto Mono" w:eastAsia="Roboto Mono" w:hAnsi="Roboto Mono" w:cs="Roboto Mono"/>
                 <w:b/>
               </w:rPr>
+              <w:t>4. Function Point</w:t>
+            </w:r>
+          </w:p>
+        </w:tc>
+        <w:tc>
+          <w:tcPr>
+            <w:tcW w:w="3451" w:type="dxa"/>
+            <w:tcBorders>
+              <w:top w:val="nil"/>
+              <w:left w:val="nil"/>
+              <w:bottom w:val="nil"/>
+              <w:right w:val="nil"/>
+            </w:tcBorders>
+            <w:tcMar>
+              <w:top w:w="100" w:type="dxa"/>
+              <w:left w:w="100" w:type="dxa"/>
+              <w:bottom w:w="100" w:type="dxa"/>
+              <w:right w:w="100" w:type="dxa"/>
+            </w:tcMar>
+          </w:tcPr>
+          <w:p>
+            <w:pPr>
+              <w:rPr>
+                <w:rFonts w:ascii="Roboto Mono" w:eastAsia="Roboto Mono" w:hAnsi="Roboto Mono" w:cs="Roboto Mono"/>
+              </w:rPr>
+            </w:pPr>
+            <w:r>
+              <w:rPr>
+                <w:rFonts w:ascii="Roboto Mono" w:eastAsia="Roboto Mono" w:hAnsi="Roboto Mono" w:cs="Roboto Mono"/>
+              </w:rPr>
+              <w:t>FP × Productivity (3 hrs/FP)</w:t>
+            </w:r>
+          </w:p>
+        </w:tc>
+        <w:tc>
+          <w:tcPr>
+            <w:tcW w:w="3659" w:type="dxa"/>
+            <w:tcBorders>
+              <w:top w:val="nil"/>
+              <w:left w:val="nil"/>
+              <w:bottom w:val="nil"/>
+              <w:right w:val="nil"/>
+            </w:tcBorders>
+            <w:tcMar>
+              <w:top w:w="100" w:type="dxa"/>
+              <w:left w:w="100" w:type="dxa"/>
+              <w:bottom w:w="100" w:type="dxa"/>
+              <w:right w:w="100" w:type="dxa"/>
+            </w:tcMar>
+          </w:tcPr>
+          <w:p>
+            <w:pPr>
+              <w:rPr>
+                <w:rFonts w:ascii="Roboto Mono" w:eastAsia="Roboto Mono" w:hAnsi="Roboto Mono" w:cs="Roboto Mono"/>
+              </w:rPr>
+            </w:pPr>
+            <w:r>
+              <w:rPr>
+                <w:rFonts w:ascii="Roboto Mono" w:eastAsia="Roboto Mono" w:hAnsi="Roboto Mono" w:cs="Roboto Mono"/>
+              </w:rPr>
+              <w:t>30 FP × 3 = 90 hrs</w:t>
+            </w:r>
+          </w:p>
+        </w:tc>
+      </w:tr>
+      <w:tr>
+        <w:trPr>
+          <w:trHeight w:val="500"/>
+        </w:trPr>
+        <w:tc>
+          <w:tcPr>
+            <w:tcW w:w="2248" w:type="dxa"/>
+            <w:tcBorders>
+              <w:top w:val="nil"/>
+              <w:left w:val="nil"/>
+              <w:bottom w:val="nil"/>
+              <w:right w:val="nil"/>
+            </w:tcBorders>
+            <w:tcMar>
+              <w:top w:w="100" w:type="dxa"/>
+              <w:left w:w="100" w:type="dxa"/>
+              <w:bottom w:w="100" w:type="dxa"/>
+              <w:right w:w="100" w:type="dxa"/>
+            </w:tcMar>
+          </w:tcPr>
+          <w:p>
+            <w:pPr>
+              <w:rPr>
+                <w:rFonts w:ascii="Roboto Mono" w:eastAsia="Roboto Mono" w:hAnsi="Roboto Mono" w:cs="Roboto Mono"/>
+              </w:rPr>
+            </w:pPr>
+            <w:r>
+              <w:rPr>
+                <w:rFonts w:ascii="Roboto Mono" w:eastAsia="Roboto Mono" w:hAnsi="Roboto Mono" w:cs="Roboto Mono"/>
+                <w:b/>
+              </w:rPr>
               <w:t>5. Use Case Point</w:t>
             </w:r>
           </w:p>
@@ -4474,16 +3813,8 @@
               <w:rPr>
                 <w:rFonts w:ascii="Roboto Mono" w:eastAsia="Roboto Mono" w:hAnsi="Roboto Mono" w:cs="Roboto Mono"/>
               </w:rPr>
-              <w:t xml:space="preserve">40 × 20 = 800 </w:t>
+              <w:t>40 × 20 = 800 hrs</w:t>
             </w:r>
-            <w:proofErr w:type="spellStart"/>
-            <w:r>
-              <w:rPr>
-                <w:rFonts w:ascii="Roboto Mono" w:eastAsia="Roboto Mono" w:hAnsi="Roboto Mono" w:cs="Roboto Mono"/>
-              </w:rPr>
-              <w:t>hrs</w:t>
-            </w:r>
-            <w:proofErr w:type="spellEnd"/>
           </w:p>
         </w:tc>
       </w:tr>
@@ -4578,16 +3909,8 @@
               <w:rPr>
                 <w:rFonts w:ascii="Roboto Mono" w:eastAsia="Roboto Mono" w:hAnsi="Roboto Mono" w:cs="Roboto Mono"/>
               </w:rPr>
-              <w:t xml:space="preserve">200 × 1 + (20% × 200 × 0.5) = 240 </w:t>
+              <w:t>200 × 1 + (20% × 200 × 0.5) = 240 hrs</w:t>
             </w:r>
-            <w:proofErr w:type="spellStart"/>
-            <w:r>
-              <w:rPr>
-                <w:rFonts w:ascii="Roboto Mono" w:eastAsia="Roboto Mono" w:hAnsi="Roboto Mono" w:cs="Roboto Mono"/>
-              </w:rPr>
-              <w:t>hrs</w:t>
-            </w:r>
-            <w:proofErr w:type="spellEnd"/>
           </w:p>
         </w:tc>
       </w:tr>
@@ -4682,16 +4005,8 @@
               <w:rPr>
                 <w:rFonts w:ascii="Roboto Mono" w:eastAsia="Roboto Mono" w:hAnsi="Roboto Mono" w:cs="Roboto Mono"/>
               </w:rPr>
-              <w:t xml:space="preserve">185 </w:t>
+              <w:t>185 hrs</w:t>
             </w:r>
-            <w:proofErr w:type="spellStart"/>
-            <w:r>
-              <w:rPr>
-                <w:rFonts w:ascii="Roboto Mono" w:eastAsia="Roboto Mono" w:hAnsi="Roboto Mono" w:cs="Roboto Mono"/>
-              </w:rPr>
-              <w:t>hrs</w:t>
-            </w:r>
-            <w:proofErr w:type="spellEnd"/>
           </w:p>
         </w:tc>
       </w:tr>
@@ -4786,16 +4101,8 @@
               <w:rPr>
                 <w:rFonts w:ascii="Roboto Mono" w:eastAsia="Roboto Mono" w:hAnsi="Roboto Mono" w:cs="Roboto Mono"/>
               </w:rPr>
-              <w:t xml:space="preserve">1,000 × 0.3 = 300 </w:t>
+              <w:t>1,000 × 0.3 = 300 hrs</w:t>
             </w:r>
-            <w:proofErr w:type="spellStart"/>
-            <w:r>
-              <w:rPr>
-                <w:rFonts w:ascii="Roboto Mono" w:eastAsia="Roboto Mono" w:hAnsi="Roboto Mono" w:cs="Roboto Mono"/>
-              </w:rPr>
-              <w:t>hrs</w:t>
-            </w:r>
-            <w:proofErr w:type="spellEnd"/>
           </w:p>
         </w:tc>
       </w:tr>
@@ -4890,16 +4197,8 @@
               <w:rPr>
                 <w:rFonts w:ascii="Roboto Mono" w:eastAsia="Roboto Mono" w:hAnsi="Roboto Mono" w:cs="Roboto Mono"/>
               </w:rPr>
-              <w:t xml:space="preserve">140 </w:t>
+              <w:t>140 hrs</w:t>
             </w:r>
-            <w:proofErr w:type="spellStart"/>
-            <w:r>
-              <w:rPr>
-                <w:rFonts w:ascii="Roboto Mono" w:eastAsia="Roboto Mono" w:hAnsi="Roboto Mono" w:cs="Roboto Mono"/>
-              </w:rPr>
-              <w:t>hrs</w:t>
-            </w:r>
-            <w:proofErr w:type="spellEnd"/>
           </w:p>
         </w:tc>
       </w:tr>
@@ -4994,16 +4293,8 @@
               <w:rPr>
                 <w:rFonts w:ascii="Roboto Mono" w:eastAsia="Roboto Mono" w:hAnsi="Roboto Mono" w:cs="Roboto Mono"/>
               </w:rPr>
-              <w:t xml:space="preserve">1,000 × 0.4 = 400 </w:t>
+              <w:t>1,000 × 0.4 = 400 hrs</w:t>
             </w:r>
-            <w:proofErr w:type="spellStart"/>
-            <w:r>
-              <w:rPr>
-                <w:rFonts w:ascii="Roboto Mono" w:eastAsia="Roboto Mono" w:hAnsi="Roboto Mono" w:cs="Roboto Mono"/>
-              </w:rPr>
-              <w:t>hrs</w:t>
-            </w:r>
-            <w:proofErr w:type="spellEnd"/>
           </w:p>
         </w:tc>
       </w:tr>
@@ -5098,37 +4389,15 @@
               <w:rPr>
                 <w:rFonts w:ascii="Nova Mono" w:eastAsia="Nova Mono" w:hAnsi="Nova Mono" w:cs="Nova Mono"/>
               </w:rPr>
-              <w:t xml:space="preserve">80 </w:t>
+              <w:t>80 hrs for 50 cases → (80 ÷ 50) × 200 = 320 hrs</w:t>
             </w:r>
-            <w:proofErr w:type="spellStart"/>
-            <w:r>
-              <w:rPr>
-                <w:rFonts w:ascii="Nova Mono" w:eastAsia="Nova Mono" w:hAnsi="Nova Mono" w:cs="Nova Mono"/>
-              </w:rPr>
-              <w:t>hrs</w:t>
-            </w:r>
-            <w:proofErr w:type="spellEnd"/>
-            <w:r>
-              <w:rPr>
-                <w:rFonts w:ascii="Nova Mono" w:eastAsia="Nova Mono" w:hAnsi="Nova Mono" w:cs="Nova Mono"/>
-              </w:rPr>
-              <w:t xml:space="preserve"> for 50 cases → (80 ÷ 50) × 200 = 320 </w:t>
-            </w:r>
-            <w:proofErr w:type="spellStart"/>
-            <w:r>
-              <w:rPr>
-                <w:rFonts w:ascii="Nova Mono" w:eastAsia="Nova Mono" w:hAnsi="Nova Mono" w:cs="Nova Mono"/>
-              </w:rPr>
-              <w:t>hrs</w:t>
-            </w:r>
-            <w:proofErr w:type="spellEnd"/>
           </w:p>
         </w:tc>
       </w:tr>
     </w:tbl>
     <w:p>
       <w:r>
-        <w:pict w14:anchorId="7705854C">
+        <w:pict w14:anchorId="51312202">
           <v:rect id="_x0000_i1037" style="width:0;height:1.5pt" o:hralign="center" o:hrstd="t" o:hr="t" fillcolor="#a0a0a0" stroked="f"/>
         </w:pict>
       </w:r>
@@ -5161,7 +4430,7 @@
           <w:ilvl w:val="0"/>
           <w:numId w:val="18"/>
         </w:numPr>
-        <w:spacing w:before="240"/>
+        <w:spacing w:before="240" w:after="0" w:line="276" w:lineRule="auto"/>
       </w:pPr>
       <w:r>
         <w:rPr>
@@ -5174,21 +4443,7 @@
         <w:rPr>
           <w:rFonts w:ascii="Roboto Mono" w:eastAsia="Roboto Mono" w:hAnsi="Roboto Mono" w:cs="Roboto Mono"/>
         </w:rPr>
-        <w:t xml:space="preserve"> WBS (80 </w:t>
-      </w:r>
-      <w:proofErr w:type="spellStart"/>
-      <w:r>
-        <w:rPr>
-          <w:rFonts w:ascii="Roboto Mono" w:eastAsia="Roboto Mono" w:hAnsi="Roboto Mono" w:cs="Roboto Mono"/>
-        </w:rPr>
-        <w:t>hrs</w:t>
-      </w:r>
-      <w:proofErr w:type="spellEnd"/>
-      <w:r>
-        <w:rPr>
-          <w:rFonts w:ascii="Roboto Mono" w:eastAsia="Roboto Mono" w:hAnsi="Roboto Mono" w:cs="Roboto Mono"/>
-        </w:rPr>
-        <w:t>) – because we assumed minimal tasks.</w:t>
+        <w:t xml:space="preserve"> WBS (80 hrs) – because we assumed minimal tasks.</w:t>
       </w:r>
       <w:r>
         <w:rPr>
@@ -5203,6 +4458,7 @@
           <w:ilvl w:val="0"/>
           <w:numId w:val="18"/>
         </w:numPr>
+        <w:spacing w:after="0" w:line="276" w:lineRule="auto"/>
       </w:pPr>
       <w:r>
         <w:rPr>
@@ -5215,21 +4471,7 @@
         <w:rPr>
           <w:rFonts w:ascii="Roboto Mono" w:eastAsia="Roboto Mono" w:hAnsi="Roboto Mono" w:cs="Roboto Mono"/>
         </w:rPr>
-        <w:t xml:space="preserve"> UCP (800 </w:t>
-      </w:r>
-      <w:proofErr w:type="spellStart"/>
-      <w:r>
-        <w:rPr>
-          <w:rFonts w:ascii="Roboto Mono" w:eastAsia="Roboto Mono" w:hAnsi="Roboto Mono" w:cs="Roboto Mono"/>
-        </w:rPr>
-        <w:t>hrs</w:t>
-      </w:r>
-      <w:proofErr w:type="spellEnd"/>
-      <w:r>
-        <w:rPr>
-          <w:rFonts w:ascii="Roboto Mono" w:eastAsia="Roboto Mono" w:hAnsi="Roboto Mono" w:cs="Roboto Mono"/>
-        </w:rPr>
-        <w:t>) – very conservative.</w:t>
+        <w:t xml:space="preserve"> UCP (800 hrs) – very conservative.</w:t>
       </w:r>
       <w:r>
         <w:rPr>
@@ -5244,7 +4486,7 @@
           <w:ilvl w:val="0"/>
           <w:numId w:val="18"/>
         </w:numPr>
-        <w:spacing w:after="240"/>
+        <w:spacing w:after="240" w:line="276" w:lineRule="auto"/>
       </w:pPr>
       <w:r>
         <w:rPr>
@@ -5257,49 +4499,7 @@
         <w:rPr>
           <w:rFonts w:ascii="Roboto Mono" w:eastAsia="Roboto Mono" w:hAnsi="Roboto Mono" w:cs="Roboto Mono"/>
         </w:rPr>
-        <w:t xml:space="preserve"> % of Dev Effort (300 </w:t>
-      </w:r>
-      <w:proofErr w:type="spellStart"/>
-      <w:r>
-        <w:rPr>
-          <w:rFonts w:ascii="Roboto Mono" w:eastAsia="Roboto Mono" w:hAnsi="Roboto Mono" w:cs="Roboto Mono"/>
-        </w:rPr>
-        <w:t>hrs</w:t>
-      </w:r>
-      <w:proofErr w:type="spellEnd"/>
-      <w:r>
-        <w:rPr>
-          <w:rFonts w:ascii="Roboto Mono" w:eastAsia="Roboto Mono" w:hAnsi="Roboto Mono" w:cs="Roboto Mono"/>
-        </w:rPr>
-        <w:t xml:space="preserve">), Test Point Analysis (240 </w:t>
-      </w:r>
-      <w:proofErr w:type="spellStart"/>
-      <w:r>
-        <w:rPr>
-          <w:rFonts w:ascii="Roboto Mono" w:eastAsia="Roboto Mono" w:hAnsi="Roboto Mono" w:cs="Roboto Mono"/>
-        </w:rPr>
-        <w:t>hrs</w:t>
-      </w:r>
-      <w:proofErr w:type="spellEnd"/>
-      <w:r>
-        <w:rPr>
-          <w:rFonts w:ascii="Roboto Mono" w:eastAsia="Roboto Mono" w:hAnsi="Roboto Mono" w:cs="Roboto Mono"/>
-        </w:rPr>
-        <w:t xml:space="preserve">), Matrix (140 </w:t>
-      </w:r>
-      <w:proofErr w:type="spellStart"/>
-      <w:r>
-        <w:rPr>
-          <w:rFonts w:ascii="Roboto Mono" w:eastAsia="Roboto Mono" w:hAnsi="Roboto Mono" w:cs="Roboto Mono"/>
-        </w:rPr>
-        <w:t>hrs</w:t>
-      </w:r>
-      <w:proofErr w:type="spellEnd"/>
-      <w:r>
-        <w:rPr>
-          <w:rFonts w:ascii="Roboto Mono" w:eastAsia="Roboto Mono" w:hAnsi="Roboto Mono" w:cs="Roboto Mono"/>
-        </w:rPr>
-        <w:t>).</w:t>
+        <w:t xml:space="preserve"> % of Dev Effort (300 hrs), Test Point Analysis (240 hrs), Matrix (140 hrs).</w:t>
       </w:r>
       <w:r>
         <w:br/>
@@ -5307,7 +4507,7 @@
     </w:p>
     <w:p>
       <w:r>
-        <w:pict w14:anchorId="29D79FC2">
+        <w:pict w14:anchorId="64F280CA">
           <v:rect id="_x0000_i1038" style="width:0;height:1.5pt" o:hralign="center" o:hrstd="t" o:hr="t" fillcolor="#a0a0a0" stroked="f"/>
         </w:pict>
       </w:r>
@@ -5320,12 +4520,13 @@
         </w:rPr>
       </w:pPr>
     </w:p>
+    <w:p/>
     <w:p/>
     <w:sectPr>
       <w:pgSz w:w="12240" w:h="15840"/>
       <w:pgMar w:top="1440" w:right="1440" w:bottom="1440" w:left="1440" w:header="720" w:footer="720" w:gutter="0"/>
-      <w:pgNumType w:start="1"/>
       <w:cols w:space="720"/>
+      <w:docGrid w:linePitch="360"/>
     </w:sectPr>
   </w:body>
 </w:document>
@@ -7824,18 +7025,6 @@
   <w:style w:type="paragraph" w:default="1" w:styleId="Normal">
     <w:name w:val="Normal"/>
     <w:qFormat/>
-    <w:rsid w:val="003F677B"/>
-    <w:pPr>
-      <w:spacing w:after="0" w:line="276" w:lineRule="auto"/>
-    </w:pPr>
-    <w:rPr>
-      <w:rFonts w:ascii="Arial" w:eastAsia="Arial" w:hAnsi="Arial" w:cs="Arial"/>
-      <w:kern w:val="0"/>
-      <w:sz w:val="22"/>
-      <w:szCs w:val="22"/>
-      <w:lang w:val="en"/>
-      <w14:ligatures w14:val="none"/>
-    </w:rPr>
   </w:style>
   <w:style w:type="paragraph" w:styleId="Heading1">
     <w:name w:val="heading 1"/>
@@ -7844,7 +7033,7 @@
     <w:link w:val="Heading1Char"/>
     <w:uiPriority w:val="9"/>
     <w:qFormat/>
-    <w:rsid w:val="00721DB4"/>
+    <w:rsid w:val="0099078F"/>
     <w:pPr>
       <w:keepNext/>
       <w:keepLines/>
@@ -7867,7 +7056,7 @@
     <w:semiHidden/>
     <w:unhideWhenUsed/>
     <w:qFormat/>
-    <w:rsid w:val="00721DB4"/>
+    <w:rsid w:val="0099078F"/>
     <w:pPr>
       <w:keepNext/>
       <w:keepLines/>
@@ -7889,7 +7078,7 @@
     <w:uiPriority w:val="9"/>
     <w:unhideWhenUsed/>
     <w:qFormat/>
-    <w:rsid w:val="00721DB4"/>
+    <w:rsid w:val="0099078F"/>
     <w:pPr>
       <w:keepNext/>
       <w:keepLines/>
@@ -7912,7 +7101,7 @@
     <w:semiHidden/>
     <w:unhideWhenUsed/>
     <w:qFormat/>
-    <w:rsid w:val="00721DB4"/>
+    <w:rsid w:val="0099078F"/>
     <w:pPr>
       <w:keepNext/>
       <w:keepLines/>
@@ -7935,7 +7124,7 @@
     <w:semiHidden/>
     <w:unhideWhenUsed/>
     <w:qFormat/>
-    <w:rsid w:val="00721DB4"/>
+    <w:rsid w:val="0099078F"/>
     <w:pPr>
       <w:keepNext/>
       <w:keepLines/>
@@ -7956,11 +7145,11 @@
     <w:semiHidden/>
     <w:unhideWhenUsed/>
     <w:qFormat/>
-    <w:rsid w:val="00721DB4"/>
+    <w:rsid w:val="0099078F"/>
     <w:pPr>
       <w:keepNext/>
       <w:keepLines/>
-      <w:spacing w:before="40"/>
+      <w:spacing w:before="40" w:after="0"/>
       <w:outlineLvl w:val="5"/>
     </w:pPr>
     <w:rPr>
@@ -7979,11 +7168,11 @@
     <w:semiHidden/>
     <w:unhideWhenUsed/>
     <w:qFormat/>
-    <w:rsid w:val="00721DB4"/>
+    <w:rsid w:val="0099078F"/>
     <w:pPr>
       <w:keepNext/>
       <w:keepLines/>
-      <w:spacing w:before="40"/>
+      <w:spacing w:before="40" w:after="0"/>
       <w:outlineLvl w:val="6"/>
     </w:pPr>
     <w:rPr>
@@ -8000,10 +7189,11 @@
     <w:semiHidden/>
     <w:unhideWhenUsed/>
     <w:qFormat/>
-    <w:rsid w:val="00721DB4"/>
+    <w:rsid w:val="0099078F"/>
     <w:pPr>
       <w:keepNext/>
       <w:keepLines/>
+      <w:spacing w:after="0"/>
       <w:outlineLvl w:val="7"/>
     </w:pPr>
     <w:rPr>
@@ -8022,10 +7212,11 @@
     <w:semiHidden/>
     <w:unhideWhenUsed/>
     <w:qFormat/>
-    <w:rsid w:val="00721DB4"/>
+    <w:rsid w:val="0099078F"/>
     <w:pPr>
       <w:keepNext/>
       <w:keepLines/>
+      <w:spacing w:after="0"/>
       <w:outlineLvl w:val="8"/>
     </w:pPr>
     <w:rPr>
@@ -8065,7 +7256,7 @@
     <w:basedOn w:val="DefaultParagraphFont"/>
     <w:link w:val="Heading1"/>
     <w:uiPriority w:val="9"/>
-    <w:rsid w:val="00721DB4"/>
+    <w:rsid w:val="0099078F"/>
     <w:rPr>
       <w:rFonts w:asciiTheme="majorHAnsi" w:eastAsiaTheme="majorEastAsia" w:hAnsiTheme="majorHAnsi" w:cstheme="majorBidi"/>
       <w:color w:val="2F5496" w:themeColor="accent1" w:themeShade="BF"/>
@@ -8079,7 +7270,7 @@
     <w:link w:val="Heading2"/>
     <w:uiPriority w:val="9"/>
     <w:semiHidden/>
-    <w:rsid w:val="00721DB4"/>
+    <w:rsid w:val="0099078F"/>
     <w:rPr>
       <w:rFonts w:asciiTheme="majorHAnsi" w:eastAsiaTheme="majorEastAsia" w:hAnsiTheme="majorHAnsi" w:cstheme="majorBidi"/>
       <w:color w:val="2F5496" w:themeColor="accent1" w:themeShade="BF"/>
@@ -8092,7 +7283,7 @@
     <w:basedOn w:val="DefaultParagraphFont"/>
     <w:link w:val="Heading3"/>
     <w:uiPriority w:val="9"/>
-    <w:rsid w:val="00721DB4"/>
+    <w:rsid w:val="0099078F"/>
     <w:rPr>
       <w:rFonts w:eastAsiaTheme="majorEastAsia" w:cstheme="majorBidi"/>
       <w:color w:val="2F5496" w:themeColor="accent1" w:themeShade="BF"/>
@@ -8106,7 +7297,7 @@
     <w:link w:val="Heading4"/>
     <w:uiPriority w:val="9"/>
     <w:semiHidden/>
-    <w:rsid w:val="00721DB4"/>
+    <w:rsid w:val="0099078F"/>
     <w:rPr>
       <w:rFonts w:eastAsiaTheme="majorEastAsia" w:cstheme="majorBidi"/>
       <w:i/>
@@ -8120,7 +7311,7 @@
     <w:link w:val="Heading5"/>
     <w:uiPriority w:val="9"/>
     <w:semiHidden/>
-    <w:rsid w:val="00721DB4"/>
+    <w:rsid w:val="0099078F"/>
     <w:rPr>
       <w:rFonts w:eastAsiaTheme="majorEastAsia" w:cstheme="majorBidi"/>
       <w:color w:val="2F5496" w:themeColor="accent1" w:themeShade="BF"/>
@@ -8132,7 +7323,7 @@
     <w:link w:val="Heading6"/>
     <w:uiPriority w:val="9"/>
     <w:semiHidden/>
-    <w:rsid w:val="00721DB4"/>
+    <w:rsid w:val="0099078F"/>
     <w:rPr>
       <w:rFonts w:eastAsiaTheme="majorEastAsia" w:cstheme="majorBidi"/>
       <w:i/>
@@ -8146,7 +7337,7 @@
     <w:link w:val="Heading7"/>
     <w:uiPriority w:val="9"/>
     <w:semiHidden/>
-    <w:rsid w:val="00721DB4"/>
+    <w:rsid w:val="0099078F"/>
     <w:rPr>
       <w:rFonts w:eastAsiaTheme="majorEastAsia" w:cstheme="majorBidi"/>
       <w:color w:val="595959" w:themeColor="text1" w:themeTint="A6"/>
@@ -8158,7 +7349,7 @@
     <w:link w:val="Heading8"/>
     <w:uiPriority w:val="9"/>
     <w:semiHidden/>
-    <w:rsid w:val="00721DB4"/>
+    <w:rsid w:val="0099078F"/>
     <w:rPr>
       <w:rFonts w:eastAsiaTheme="majorEastAsia" w:cstheme="majorBidi"/>
       <w:i/>
@@ -8172,7 +7363,7 @@
     <w:link w:val="Heading9"/>
     <w:uiPriority w:val="9"/>
     <w:semiHidden/>
-    <w:rsid w:val="00721DB4"/>
+    <w:rsid w:val="0099078F"/>
     <w:rPr>
       <w:rFonts w:eastAsiaTheme="majorEastAsia" w:cstheme="majorBidi"/>
       <w:color w:val="272727" w:themeColor="text1" w:themeTint="D8"/>
@@ -8185,7 +7376,7 @@
     <w:link w:val="TitleChar"/>
     <w:uiPriority w:val="10"/>
     <w:qFormat/>
-    <w:rsid w:val="00721DB4"/>
+    <w:rsid w:val="0099078F"/>
     <w:pPr>
       <w:spacing w:after="80" w:line="240" w:lineRule="auto"/>
       <w:contextualSpacing/>
@@ -8203,7 +7394,7 @@
     <w:basedOn w:val="DefaultParagraphFont"/>
     <w:link w:val="Title"/>
     <w:uiPriority w:val="10"/>
-    <w:rsid w:val="00721DB4"/>
+    <w:rsid w:val="0099078F"/>
     <w:rPr>
       <w:rFonts w:asciiTheme="majorHAnsi" w:eastAsiaTheme="majorEastAsia" w:hAnsiTheme="majorHAnsi" w:cstheme="majorBidi"/>
       <w:spacing w:val="-10"/>
@@ -8219,7 +7410,7 @@
     <w:link w:val="SubtitleChar"/>
     <w:uiPriority w:val="11"/>
     <w:qFormat/>
-    <w:rsid w:val="00721DB4"/>
+    <w:rsid w:val="0099078F"/>
     <w:pPr>
       <w:numPr>
         <w:ilvl w:val="1"/>
@@ -8238,7 +7429,7 @@
     <w:basedOn w:val="DefaultParagraphFont"/>
     <w:link w:val="Subtitle"/>
     <w:uiPriority w:val="11"/>
-    <w:rsid w:val="00721DB4"/>
+    <w:rsid w:val="0099078F"/>
     <w:rPr>
       <w:rFonts w:eastAsiaTheme="majorEastAsia" w:cstheme="majorBidi"/>
       <w:color w:val="595959" w:themeColor="text1" w:themeTint="A6"/>
@@ -8254,7 +7445,7 @@
     <w:link w:val="QuoteChar"/>
     <w:uiPriority w:val="29"/>
     <w:qFormat/>
-    <w:rsid w:val="00721DB4"/>
+    <w:rsid w:val="0099078F"/>
     <w:pPr>
       <w:spacing w:before="160"/>
       <w:jc w:val="center"/>
@@ -8270,7 +7461,7 @@
     <w:basedOn w:val="DefaultParagraphFont"/>
     <w:link w:val="Quote"/>
     <w:uiPriority w:val="29"/>
-    <w:rsid w:val="00721DB4"/>
+    <w:rsid w:val="0099078F"/>
     <w:rPr>
       <w:i/>
       <w:iCs/>
@@ -8282,7 +7473,7 @@
     <w:basedOn w:val="Normal"/>
     <w:uiPriority w:val="34"/>
     <w:qFormat/>
-    <w:rsid w:val="00721DB4"/>
+    <w:rsid w:val="0099078F"/>
     <w:pPr>
       <w:ind w:left="720"/>
       <w:contextualSpacing/>
@@ -8293,7 +7484,7 @@
     <w:basedOn w:val="DefaultParagraphFont"/>
     <w:uiPriority w:val="21"/>
     <w:qFormat/>
-    <w:rsid w:val="00721DB4"/>
+    <w:rsid w:val="0099078F"/>
     <w:rPr>
       <w:i/>
       <w:iCs/>
@@ -8307,7 +7498,7 @@
     <w:link w:val="IntenseQuoteChar"/>
     <w:uiPriority w:val="30"/>
     <w:qFormat/>
-    <w:rsid w:val="00721DB4"/>
+    <w:rsid w:val="0099078F"/>
     <w:pPr>
       <w:pBdr>
         <w:top w:val="single" w:sz="4" w:space="10" w:color="2F5496" w:themeColor="accent1" w:themeShade="BF"/>
@@ -8328,7 +7519,7 @@
     <w:basedOn w:val="DefaultParagraphFont"/>
     <w:link w:val="IntenseQuote"/>
     <w:uiPriority w:val="30"/>
-    <w:rsid w:val="00721DB4"/>
+    <w:rsid w:val="0099078F"/>
     <w:rPr>
       <w:i/>
       <w:iCs/>
@@ -8340,7 +7531,7 @@
     <w:basedOn w:val="DefaultParagraphFont"/>
     <w:uiPriority w:val="32"/>
     <w:qFormat/>
-    <w:rsid w:val="00721DB4"/>
+    <w:rsid w:val="0099078F"/>
     <w:rPr>
       <w:b/>
       <w:bCs/>
